--- a/Arquitectura de Sistemas Computacionales/Clases/Clase 3 - Virtualizacion y contenedores/Taller Clase 3 — Contenedor stub CloudLite.docx
+++ b/Arquitectura de Sistemas Computacionales/Clases/Clase 3 - Virtualizacion y contenedores/Taller Clase 3 — Contenedor stub CloudLite.docx
@@ -522,7 +522,7 @@
           <w:color w:val="2B2B2B"/>
           <w:sz w:val="22"/>
         </w:rPr>
-        <w:t>Entrega en ExamLab (examlab.lovable.app/app · módulo Talleres) · domingo 23:59 (regla del Acuerdo). Un envío por equipo.</w:t>
+        <w:t>Entrega en ExamLab (https://examlab.lovable.app/ · módulo Talleres) · domingo 23:59 (regla del Acuerdo). Un envío por equipo.</w:t>
       </w:r>
     </w:p>
     <w:sectPr>

--- a/Arquitectura de Sistemas Computacionales/Clases/Clase 3 - Virtualizacion y contenedores/Taller Clase 3 — Contenedor stub CloudLite.docx
+++ b/Arquitectura de Sistemas Computacionales/Clases/Clase 3 - Virtualizacion y contenedores/Taller Clase 3 — Contenedor stub CloudLite.docx
@@ -312,7 +312,7 @@
           <w:color w:val="2B2B2B"/>
           <w:sz w:val="22"/>
         </w:rPr>
-        <w:t>Definan qué servicio contenerizan hoy (API stub o front estático del dominio).</w:t>
+        <w:t>Paso 1: decidan cual de los contenedores de CloudLite se contenerizara hoy (la API stub o el front estatico) y escriban en la seccion Contenedores del informe el nombre exacto del servicio, el puerto que expondra y la ruta de salud que responderan (por ejemplo api-citas, puerto 8080, ruta /health), verificando que ese nombre sea el mismo que usaran en el C4 de la Clase 4 y en el despliegue de la Clase 7.</w:t>
       </w:r>
     </w:p>
     <w:p>
@@ -327,7 +327,7 @@
           <w:color w:val="2B2B2B"/>
           <w:sz w:val="22"/>
         </w:rPr>
-        <w:t>En Play with Docker: construyan y corran el contenedor (si no carga, Killercoda como alterna).</w:t>
+        <w:t>Paso 2: en la consola Linux de ExamLab arme el contexto de build con 5 archivos (app/main.py, requirements.txt con 2 dependencias fijadas por version, Dockerfile, .dockerignore con 4 entradas) y verifique con ls -la que los 5 existen y con un grep de PASSWORD, SECRET, TOKEN y api_key que la salida sea vacia, confirmando que no hay ningun secreto en el contexto.</w:t>
       </w:r>
     </w:p>
     <w:p>
@@ -342,7 +342,7 @@
           <w:color w:val="2B2B2B"/>
           <w:sz w:val="22"/>
         </w:rPr>
-        <w:t>Documenten Dockerfile (y compose si aplica) en el repo/ZIP del PI.</w:t>
+        <w:t>Paso 3: escriba el Dockerfile con exactamente 7 instrucciones (FROM con tag fijo y variante slim, WORKDIR, COPY de requirements, RUN pip install --no-cache-dir, COPY del codigo, EXPOSE del puerto declarado en el paso 1, CMD) y verifique que el puerto de EXPOSE, el del CMD y el documentado en el informe sean el mismo numero; el Dockerfile se pega completo en la pregunta 2 de ExamLab.</w:t>
       </w:r>
     </w:p>
     <w:p>
@@ -357,7 +357,7 @@
           <w:color w:val="2B2B2B"/>
           <w:sz w:val="22"/>
         </w:rPr>
-        <w:t>Capturen evidencia (PNG) o enlace de sesión + nota de caducidad.</w:t>
+        <w:t>Paso 4: abra Play with Docker (o Killercoda si no carga), ejecute docker build -t cloudlite-api:v1 . y docker run -d -p 8080:8080 cloudlite-api:v1, compruebe con curl que la ruta de salud devuelve 200 y llene la bitacora de 5 filas comando / que esperaba / que salio / evidencia, verificando que la captura muestre a la vez el prompt del lab, la salida del docker ps y la hora del sistema.</w:t>
       </w:r>
     </w:p>
     <w:p>
@@ -372,7 +372,7 @@
           <w:color w:val="2B2B2B"/>
           <w:sz w:val="22"/>
         </w:rPr>
-        <w:t>Actualicen informe: sección Contenedores + enlace a diagrama de despliegue futuro.</w:t>
+        <w:t>Paso 5: complete el diagrama Mermaid del ciclo Dockerfile a contenedor, adjunte la captura del lab con su nota de caducidad y suba las 5 preguntas del taller a ExamLab (modulo Talleres) antes del domingo 23:59, verificando que la seccion Contenedores del informe cite el mismo tag de imagen cloudlite-api:v1 que aparece en la captura.</w:t>
       </w:r>
     </w:p>
     <w:p>
@@ -523,6 +523,241 @@
           <w:sz w:val="22"/>
         </w:rPr>
         <w:t>Entrega en ExamLab (https://examlab.lovable.app/ · módulo Talleres) · domingo 23:59 (regla del Acuerdo). Un envío por equipo.</w:t>
+      </w:r>
+    </w:p>
+    <w:p>
+      <w:pPr>
+        <w:spacing w:after="120" w:before="0"/>
+        <w:jc w:val="left"/>
+      </w:pPr>
+      <w:r>
+        <w:rPr>
+          <w:rFonts w:ascii="Calibri" w:hAnsi="Calibri" w:eastAsia="Calibri"/>
+          <w:b/>
+          <w:color w:val="095292"/>
+          <w:sz w:val="24"/>
+        </w:rPr>
+        <w:t>10. Que vas a resolver en ExamLab</w:t>
+      </w:r>
+    </w:p>
+    <w:p>
+      <w:pPr>
+        <w:spacing w:after="120" w:before="0"/>
+        <w:jc w:val="left"/>
+      </w:pPr>
+      <w:r>
+        <w:rPr>
+          <w:rFonts w:ascii="Calibri" w:hAnsi="Calibri" w:eastAsia="Calibri"/>
+          <w:b w:val="0"/>
+          <w:color w:val="2B2B2B"/>
+          <w:sz w:val="22"/>
+        </w:rPr>
+        <w:t>El estudiante deja el contexto de build verificado en la consola de ExamLab, el Dockerfile de 7 instrucciones documentado y la evidencia del contenedor corriendo en Play with Docker con su ruta de salud respondiendo 200.</w:t>
+      </w:r>
+    </w:p>
+    <w:p>
+      <w:pPr>
+        <w:spacing w:after="120" w:before="0"/>
+        <w:jc w:val="left"/>
+      </w:pPr>
+      <w:r>
+        <w:rPr>
+          <w:rFonts w:ascii="Calibri" w:hAnsi="Calibri" w:eastAsia="Calibri"/>
+          <w:b w:val="0"/>
+          <w:color w:val="2B2B2B"/>
+          <w:sz w:val="22"/>
+        </w:rPr>
+        <w:t>El taller se resuelve y se entrega en ExamLab (https://examlab.lovable.app/), en el modulo Talleres. Son 5 preguntas y suman 100 puntos. Lo que sigue es lo que vas a encontrar en cada una, para que sepas de antemano en que forma se responde:</w:t>
+      </w:r>
+    </w:p>
+    <w:p>
+      <w:r>
+        <w:rPr>
+          <w:rFonts w:ascii="Calibri" w:hAnsi="Calibri" w:eastAsia="Calibri"/>
+          <w:b/>
+          <w:color w:val="2B2B2B"/>
+          <w:sz w:val="22"/>
+        </w:rPr>
+        <w:t>Pregunta 1 - Seleccion multiple (10 pts):</w:t>
+      </w:r>
+      <w:r>
+        <w:rPr>
+          <w:rFonts w:ascii="Calibri" w:hAnsi="Calibri" w:eastAsia="Calibri"/>
+          <w:b w:val="0"/>
+          <w:color w:val="2B2B2B"/>
+          <w:sz w:val="22"/>
+        </w:rPr>
+        <w:t xml:space="preserve"> Maquina virtual o contenedor.</w:t>
+      </w:r>
+    </w:p>
+    <w:p>
+      <w:pPr>
+        <w:pStyle w:val="ListBullet"/>
+        <w:spacing w:after="40"/>
+      </w:pPr>
+      <w:r>
+        <w:rPr>
+          <w:rFonts w:ascii="Calibri" w:hAnsi="Calibri" w:eastAsia="Calibri"/>
+          <w:b w:val="0"/>
+          <w:color w:val="2B2B2B"/>
+          <w:sz w:val="22"/>
+        </w:rPr>
+        <w:t>Varias opciones y mas de una correcta; marque todas las que apliquen.</w:t>
+      </w:r>
+    </w:p>
+    <w:p>
+      <w:r>
+        <w:rPr>
+          <w:rFonts w:ascii="Calibri" w:hAnsi="Calibri" w:eastAsia="Calibri"/>
+          <w:b/>
+          <w:color w:val="2B2B2B"/>
+          <w:sz w:val="22"/>
+        </w:rPr>
+        <w:t>Pregunta 2 - Respuesta escrita (30 pts):</w:t>
+      </w:r>
+      <w:r>
+        <w:rPr>
+          <w:rFonts w:ascii="Calibri" w:hAnsi="Calibri" w:eastAsia="Calibri"/>
+          <w:b w:val="0"/>
+          <w:color w:val="2B2B2B"/>
+          <w:sz w:val="22"/>
+        </w:rPr>
+        <w:t xml:space="preserve"> Dockerfile del stub de CloudLite.</w:t>
+      </w:r>
+    </w:p>
+    <w:p>
+      <w:pPr>
+        <w:pStyle w:val="ListBullet"/>
+        <w:spacing w:after="40"/>
+      </w:pPr>
+      <w:r>
+        <w:rPr>
+          <w:rFonts w:ascii="Calibri" w:hAnsi="Calibri" w:eastAsia="Calibri"/>
+          <w:b w:val="0"/>
+          <w:color w:val="2B2B2B"/>
+          <w:sz w:val="22"/>
+        </w:rPr>
+        <w:t>Un cuadro de texto. Se escribe directamente en la plataforma; no se sube archivo.</w:t>
+      </w:r>
+    </w:p>
+    <w:p>
+      <w:r>
+        <w:rPr>
+          <w:rFonts w:ascii="Calibri" w:hAnsi="Calibri" w:eastAsia="Calibri"/>
+          <w:b/>
+          <w:color w:val="2B2B2B"/>
+          <w:sz w:val="22"/>
+        </w:rPr>
+        <w:t>Pregunta 3 - Consola Linux (22 pts):</w:t>
+      </w:r>
+      <w:r>
+        <w:rPr>
+          <w:rFonts w:ascii="Calibri" w:hAnsi="Calibri" w:eastAsia="Calibri"/>
+          <w:b w:val="0"/>
+          <w:color w:val="2B2B2B"/>
+          <w:sz w:val="22"/>
+        </w:rPr>
+        <w:t xml:space="preserve"> Consola Linux: arme y valide el contexto de build.</w:t>
+      </w:r>
+    </w:p>
+    <w:p>
+      <w:pPr>
+        <w:pStyle w:val="ListBullet"/>
+        <w:spacing w:after="40"/>
+      </w:pPr>
+      <w:r>
+        <w:rPr>
+          <w:rFonts w:ascii="Calibri" w:hAnsi="Calibri" w:eastAsia="Calibri"/>
+          <w:b w:val="0"/>
+          <w:color w:val="2B2B2B"/>
+          <w:sz w:val="22"/>
+        </w:rPr>
+        <w:t>Terminal Linux real en el navegador. Nota: esa maquina no tiene red ni Docker.</w:t>
+      </w:r>
+    </w:p>
+    <w:p>
+      <w:r>
+        <w:rPr>
+          <w:rFonts w:ascii="Calibri" w:hAnsi="Calibri" w:eastAsia="Calibri"/>
+          <w:b/>
+          <w:color w:val="2B2B2B"/>
+          <w:sz w:val="22"/>
+        </w:rPr>
+        <w:t>Pregunta 4 - Respuesta escrita (20 pts):</w:t>
+      </w:r>
+      <w:r>
+        <w:rPr>
+          <w:rFonts w:ascii="Calibri" w:hAnsi="Calibri" w:eastAsia="Calibri"/>
+          <w:b w:val="0"/>
+          <w:color w:val="2B2B2B"/>
+          <w:sz w:val="22"/>
+        </w:rPr>
+        <w:t xml:space="preserve"> Bitacora del laboratorio en Play with Docker.</w:t>
+      </w:r>
+    </w:p>
+    <w:p>
+      <w:pPr>
+        <w:pStyle w:val="ListBullet"/>
+        <w:spacing w:after="40"/>
+      </w:pPr>
+      <w:r>
+        <w:rPr>
+          <w:rFonts w:ascii="Calibri" w:hAnsi="Calibri" w:eastAsia="Calibri"/>
+          <w:b w:val="0"/>
+          <w:color w:val="2B2B2B"/>
+          <w:sz w:val="22"/>
+        </w:rPr>
+        <w:t>Un cuadro de texto. Se escribe directamente en la plataforma; no se sube archivo.</w:t>
+      </w:r>
+    </w:p>
+    <w:p>
+      <w:r>
+        <w:rPr>
+          <w:rFonts w:ascii="Calibri" w:hAnsi="Calibri" w:eastAsia="Calibri"/>
+          <w:b/>
+          <w:color w:val="2B2B2B"/>
+          <w:sz w:val="22"/>
+        </w:rPr>
+        <w:t>Pregunta 5 - Diagrama (Mermaid) (18 pts):</w:t>
+      </w:r>
+      <w:r>
+        <w:rPr>
+          <w:rFonts w:ascii="Calibri" w:hAnsi="Calibri" w:eastAsia="Calibri"/>
+          <w:b w:val="0"/>
+          <w:color w:val="2B2B2B"/>
+          <w:sz w:val="22"/>
+        </w:rPr>
+        <w:t xml:space="preserve"> Del Dockerfile al contenedor en ejecucion.</w:t>
+      </w:r>
+    </w:p>
+    <w:p>
+      <w:pPr>
+        <w:pStyle w:val="ListBullet"/>
+        <w:spacing w:after="40"/>
+      </w:pPr>
+      <w:r>
+        <w:rPr>
+          <w:rFonts w:ascii="Calibri" w:hAnsi="Calibri" w:eastAsia="Calibri"/>
+          <w:b w:val="0"/>
+          <w:color w:val="2B2B2B"/>
+          <w:sz w:val="22"/>
+        </w:rPr>
+        <w:t>El diagrama se escribe como texto en sintaxis Mermaid y la plataforma lo dibuja al instante. No hay que exportar imagenes ni salir a otra herramienta.</w:t>
+      </w:r>
+    </w:p>
+    <w:p>
+      <w:pPr>
+        <w:spacing w:after="120" w:before="0"/>
+        <w:jc w:val="left"/>
+      </w:pPr>
+      <w:r>
+        <w:rPr>
+          <w:rFonts w:ascii="Calibri" w:hAnsi="Calibri" w:eastAsia="Calibri"/>
+          <w:b w:val="0"/>
+          <w:color w:val="2B2B2B"/>
+          <w:sz w:val="22"/>
+        </w:rPr>
+        <w:t>Cada pregunta trae su propio enunciado completo dentro de la plataforma: puedes resolver el taller leyendo solo ExamLab. Este documento sirve para prepararte y para trabajar en equipo antes de responder.</w:t>
       </w:r>
     </w:p>
     <w:sectPr>

--- a/Arquitectura de Sistemas Computacionales/Clases/Clase 3 - Virtualizacion y contenedores/Taller Clase 3 — Contenedor stub CloudLite.docx
+++ b/Arquitectura de Sistemas Computacionales/Clases/Clase 3 - Virtualizacion y contenedores/Taller Clase 3 — Contenedor stub CloudLite.docx
@@ -115,7 +115,7 @@
           <w:color w:val="2B2B2B"/>
           <w:sz w:val="22"/>
         </w:rPr>
-        <w:t>Lab en navegador Play with Docker: sin Docker Desktop obligatorio.</w:t>
+        <w:t>Lab en navegador LabEx Docker Playground: sin Docker Desktop obligatorio.</w:t>
       </w:r>
     </w:p>
     <w:p>
@@ -221,7 +221,7 @@
           <w:color w:val="2B2B2B"/>
           <w:sz w:val="22"/>
         </w:rPr>
-        <w:t>Abrir Play with Docker (labs.play-with-docker.com); sesión temporal de 4h.</w:t>
+        <w:t>Abrir LabEx Docker Playground (labex.io, login con Google/Microsoft); sesión temporal.</w:t>
       </w:r>
     </w:p>
     <w:p>
@@ -266,7 +266,7 @@
           <w:color w:val="2B2B2B"/>
           <w:sz w:val="22"/>
         </w:rPr>
-        <w:t>Play with Docker (PWD) · alterna si no carga: Killercoda</w:t>
+        <w:t>LabEx Docker Playground · alterna si no carga: Killercoda</w:t>
       </w:r>
     </w:p>
     <w:p>
@@ -357,7 +357,7 @@
           <w:color w:val="2B2B2B"/>
           <w:sz w:val="22"/>
         </w:rPr>
-        <w:t>Paso 4: abra Play with Docker (o Killercoda si no carga), ejecute docker build -t cloudlite-api:v1 . y docker run -d -p 8080:8080 cloudlite-api:v1, compruebe con curl que la ruta de salud devuelve 200 y llene la bitacora de 5 filas comando / que esperaba / que salio / evidencia, verificando que la captura muestre a la vez el prompt del lab, la salida del docker ps y la hora del sistema.</w:t>
+        <w:t>Paso 4: abra LabEx Docker Playground en labex.io con su cuenta de Google o Microsoft (o Killercoda si no carga), ejecute docker build -t cloudlite-api:v1 . y docker run -d -p 8080:8080 cloudlite-api:v1, compruebe con curl que la ruta de salud devuelve 200 y llene la bitacora de 5 filas comando / que esperaba / que salio / evidencia, verificando que la captura muestre a la vez el prompt del lab, la salida del docker ps y la hora del sistema.</w:t>
       </w:r>
     </w:p>
     <w:p>
@@ -417,7 +417,7 @@
           <w:color w:val="2B2B2B"/>
           <w:sz w:val="22"/>
         </w:rPr>
-        <w:t>Cualquier integrante puede explicar la decisión en 60 segundos.</w:t>
+        <w:t>Puedes explicar tu decisión en 60 segundos (si trabajas en equipo autorizado, cualquier integrante debe poder hacerlo).</w:t>
       </w:r>
     </w:p>
     <w:p>
@@ -522,7 +522,7 @@
           <w:color w:val="2B2B2B"/>
           <w:sz w:val="22"/>
         </w:rPr>
-        <w:t>Entrega en ExamLab (https://examlab.lovable.app/ · módulo Talleres) · domingo 23:59 (regla del Acuerdo). Un envío por equipo.</w:t>
+        <w:t>Entrega en ExamLab (https://examlab.lovable.app/ · módulo Talleres) · domingo 23:59 (regla del Acuerdo). Modalidad de trabajo: individual por defecto; el docente puede autorizar equipos de 2 o 3 y en ese caso el artefacto puede ser compartido, pero el envío en ExamLab es siempre individual (responde con tus propias palabras).</w:t>
       </w:r>
     </w:p>
     <w:p>
@@ -552,7 +552,7 @@
           <w:color w:val="2B2B2B"/>
           <w:sz w:val="22"/>
         </w:rPr>
-        <w:t>El estudiante deja el contexto de build verificado en la consola de ExamLab, el Dockerfile de 7 instrucciones documentado y la evidencia del contenedor corriendo en Play with Docker con su ruta de salud respondiendo 200.</w:t>
+        <w:t>El estudiante deja el contexto de build verificado en la consola de ExamLab, el Dockerfile de 7 instrucciones documentado y la evidencia del contenedor corriendo en LabEx Docker Playground con su ruta de salud respondiendo 200.</w:t>
       </w:r>
     </w:p>
     <w:p>
@@ -692,7 +692,7 @@
           <w:color w:val="2B2B2B"/>
           <w:sz w:val="22"/>
         </w:rPr>
-        <w:t xml:space="preserve"> Bitacora del laboratorio en Play with Docker.</w:t>
+        <w:t xml:space="preserve"> Bitacora del laboratorio en LabEx Docker Playground.</w:t>
       </w:r>
     </w:p>
     <w:p>
@@ -757,7 +757,7 @@
           <w:color w:val="2B2B2B"/>
           <w:sz w:val="22"/>
         </w:rPr>
-        <w:t>Cada pregunta trae su propio enunciado completo dentro de la plataforma: puedes resolver el taller leyendo solo ExamLab. Este documento sirve para prepararte y para trabajar en equipo antes de responder.</w:t>
+        <w:t>Cada pregunta trae su propio enunciado completo dentro de la plataforma: puedes resolver el taller leyendo solo ExamLab. Este documento sirve para prepararte y conservar tus respuestas. La actividad es individual; si el docente autoriza trabajo en equipo, la entrega en ExamLab sigue siendo individual.</w:t>
       </w:r>
     </w:p>
     <w:sectPr>

--- a/Arquitectura de Sistemas Computacionales/Clases/Clase 3 - Virtualizacion y contenedores/Taller Clase 3 — Contenedor stub CloudLite.docx
+++ b/Arquitectura de Sistemas Computacionales/Clases/Clase 3 - Virtualizacion y contenedores/Taller Clase 3 — Contenedor stub CloudLite.docx
@@ -522,7 +522,7 @@
           <w:color w:val="2B2B2B"/>
           <w:sz w:val="22"/>
         </w:rPr>
-        <w:t>Entrega en ExamLab (https://examlab.lovable.app/ · módulo Talleres) · domingo 23:59 (regla del Acuerdo). Modalidad de trabajo: individual por defecto; el docente puede autorizar equipos de 2 o 3 y en ese caso el artefacto puede ser compartido, pero el envío en ExamLab es siempre individual (responde con tus propias palabras).</w:t>
+        <w:t>Entrega en ExamLab (https://uniaj.examlab.workers.dev/ · módulo Talleres) · domingo 23:59 (regla del Acuerdo). Modalidad de trabajo: individual por defecto; el docente puede autorizar equipos de 2 o 3 y en ese caso el artefacto puede ser compartido, pero el envío en ExamLab es siempre individual (responde con tus propias palabras).</w:t>
       </w:r>
     </w:p>
     <w:p>
@@ -567,7 +567,7 @@
           <w:color w:val="2B2B2B"/>
           <w:sz w:val="22"/>
         </w:rPr>
-        <w:t>El taller se resuelve y se entrega en ExamLab (https://examlab.lovable.app/), en el modulo Talleres. Son 5 preguntas y suman 100 puntos. Lo que sigue es lo que vas a encontrar en cada una, para que sepas de antemano en que forma se responde:</w:t>
+        <w:t>El taller se resuelve y se entrega en ExamLab (https://uniaj.examlab.workers.dev/), en el modulo Talleres. Son 5 preguntas y suman 100 puntos. Lo que sigue es lo que vas a encontrar en cada una, para que sepas de antemano en que forma se responde:</w:t>
       </w:r>
     </w:p>
     <w:p>

--- a/Arquitectura de Sistemas Computacionales/Clases/Clase 3 - Virtualizacion y contenedores/Taller Clase 3 — Contenedor stub CloudLite.docx
+++ b/Arquitectura de Sistemas Computacionales/Clases/Clase 3 - Virtualizacion y contenedores/Taller Clase 3 — Contenedor stub CloudLite.docx
@@ -742,7 +742,132 @@
           <w:color w:val="2B2B2B"/>
           <w:sz w:val="22"/>
         </w:rPr>
-        <w:t>El diagrama se escribe como texto en sintaxis Mermaid y la plataforma lo dibuja al instante. No hay que exportar imagenes ni salir a otra herramienta.</w:t>
+        <w:t>El diagrama se escribe como texto en sintaxis Mermaid y la plataforma lo dibuja al instante: no se sube una imagen. Puedes disenarlo primero a mano en Excalidraw o draw.io y pedirle a una IA que lo traduzca a Mermaid (ver «Del boceto al codigo Mermaid» mas abajo).</w:t>
+      </w:r>
+    </w:p>
+    <w:p>
+      <w:pPr>
+        <w:spacing w:after="120" w:before="0"/>
+        <w:jc w:val="left"/>
+      </w:pPr>
+      <w:r>
+        <w:rPr>
+          <w:rFonts w:ascii="Calibri" w:hAnsi="Calibri" w:eastAsia="Calibri"/>
+          <w:b/>
+          <w:color w:val="095292"/>
+          <w:sz w:val="22"/>
+        </w:rPr>
+        <w:t>Del boceto al codigo Mermaid</w:t>
+      </w:r>
+    </w:p>
+    <w:p>
+      <w:pPr>
+        <w:spacing w:after="120" w:before="0"/>
+        <w:jc w:val="left"/>
+      </w:pPr>
+      <w:r>
+        <w:rPr>
+          <w:rFonts w:ascii="Calibri" w:hAnsi="Calibri" w:eastAsia="Calibri"/>
+          <w:b w:val="0"/>
+          <w:color w:val="2B2B2B"/>
+          <w:sz w:val="22"/>
+        </w:rPr>
+        <w:t>La pregunta de diagrama NO recibe imagenes: se responde con codigo Mermaid (`flowchart`) que la plataforma dibuja al instante. No tienes que escribirlo de memoria; el camino corto es este:</w:t>
+      </w:r>
+    </w:p>
+    <w:p>
+      <w:r>
+        <w:rPr>
+          <w:rFonts w:ascii="Calibri" w:hAnsi="Calibri" w:eastAsia="Calibri"/>
+          <w:b/>
+          <w:color w:val="2B2B2B"/>
+          <w:sz w:val="22"/>
+        </w:rPr>
+        <w:t>1. Disena visual:</w:t>
+      </w:r>
+      <w:r>
+        <w:rPr>
+          <w:rFonts w:ascii="Calibri" w:hAnsi="Calibri" w:eastAsia="Calibri"/>
+          <w:b w:val="0"/>
+          <w:color w:val="2B2B2B"/>
+          <w:sz w:val="22"/>
+        </w:rPr>
+        <w:t xml:space="preserve"> Dibuja el diagrama como quieras en Excalidraw o draw.io: es mas rapido arrastrar cajas que escribir codigo, y ahi es donde piensas el modelo.</w:t>
+      </w:r>
+    </w:p>
+    <w:p>
+      <w:r>
+        <w:rPr>
+          <w:rFonts w:ascii="Calibri" w:hAnsi="Calibri" w:eastAsia="Calibri"/>
+          <w:b/>
+          <w:color w:val="2B2B2B"/>
+          <w:sz w:val="22"/>
+        </w:rPr>
+        <w:t>2. Traduce con IA:</w:t>
+      </w:r>
+      <w:r>
+        <w:rPr>
+          <w:rFonts w:ascii="Calibri" w:hAnsi="Calibri" w:eastAsia="Calibri"/>
+          <w:b w:val="0"/>
+          <w:color w:val="2B2B2B"/>
+          <w:sz w:val="22"/>
+        </w:rPr>
+        <w:t xml:space="preserve"> Copia o describe tu boceto a una IA y pidele el codigo Mermaid: «convierte este diagrama a Mermaid usando `flowchart`». Revisa el resultado: la IA acierta la sintaxis, no tu modelo.</w:t>
+      </w:r>
+    </w:p>
+    <w:p>
+      <w:r>
+        <w:rPr>
+          <w:rFonts w:ascii="Calibri" w:hAnsi="Calibri" w:eastAsia="Calibri"/>
+          <w:b/>
+          <w:color w:val="2B2B2B"/>
+          <w:sz w:val="22"/>
+        </w:rPr>
+        <w:t>3. Pega y renderiza en ExamLab:</w:t>
+      </w:r>
+      <w:r>
+        <w:rPr>
+          <w:rFonts w:ascii="Calibri" w:hAnsi="Calibri" w:eastAsia="Calibri"/>
+          <w:b w:val="0"/>
+          <w:color w:val="2B2B2B"/>
+          <w:sz w:val="22"/>
+        </w:rPr>
+        <w:t xml:space="preserve"> Pega ese codigo en la caja de texto de la pregunta y mira como lo dibuja la plataforma. Si no renderiza, corrige ahi mismo: lo que se califica es el diagrama renderizado dentro de ExamLab.</w:t>
+      </w:r>
+    </w:p>
+    <w:p>
+      <w:r>
+        <w:rPr>
+          <w:rFonts w:ascii="Calibri" w:hAnsi="Calibri" w:eastAsia="Calibri"/>
+          <w:b/>
+          <w:color w:val="2B2B2B"/>
+          <w:sz w:val="22"/>
+        </w:rPr>
+        <w:t>4. Guarda el PNG para tu PI:</w:t>
+      </w:r>
+      <w:r>
+        <w:rPr>
+          <w:rFonts w:ascii="Calibri" w:hAnsi="Calibri" w:eastAsia="Calibri"/>
+          <w:b w:val="0"/>
+          <w:color w:val="2B2B2B"/>
+          <w:sz w:val="22"/>
+        </w:rPr>
+        <w:t xml:space="preserve"> Exporta tambien la imagen a la carpeta de tu Proyecto Integrador. Esa copia es para tu informe; no reemplaza la respuesta en la plataforma.</w:t>
+      </w:r>
+    </w:p>
+    <w:p>
+      <w:pPr>
+        <w:spacing w:after="120" w:before="0"/>
+        <w:jc w:val="left"/>
+      </w:pPr>
+      <w:r>
+        <w:rPr>
+          <w:rFonts w:ascii="Calibri" w:hAnsi="Calibri" w:eastAsia="Calibri"/>
+          <w:b w:val="0"/>
+          <w:color w:val="2B2B2B"/>
+          <w:sz w:val="22"/>
+        </w:rPr>
+        <w:t>Si la IA te devuelve algo que no renderiza, no lo pegues tal cual: corrigelo en ExamLab hasta ver el dibujo. Un diagrama que no renderiza no se puede calificar.</w:t>
       </w:r>
     </w:p>
     <w:p>

--- a/Arquitectura de Sistemas Computacionales/Clases/Clase 3 - Virtualizacion y contenedores/Taller Clase 3 — Contenedor stub CloudLite.docx
+++ b/Arquitectura de Sistemas Computacionales/Clases/Clase 3 - Virtualizacion y contenedores/Taller Clase 3 — Contenedor stub CloudLite.docx
@@ -115,7 +115,7 @@
           <w:color w:val="2B2B2B"/>
           <w:sz w:val="22"/>
         </w:rPr>
-        <w:t>Lab en navegador LabEx Docker Playground: sin Docker Desktop obligatorio.</w:t>
+        <w:t>Lab en navegador Killercoda: sin Docker Desktop obligatorio.</w:t>
       </w:r>
     </w:p>
     <w:p>
@@ -221,7 +221,7 @@
           <w:color w:val="2B2B2B"/>
           <w:sz w:val="22"/>
         </w:rPr>
-        <w:t>Abrir LabEx Docker Playground (labex.io, login con Google/Microsoft); sesión temporal.</w:t>
+        <w:t>Abrir Killercoda (killercoda.com, escenario Ubuntu). Cuenta gratuita, sin tarjeta · la sesión caduca a 1 h · un escenario a la vez.</w:t>
       </w:r>
     </w:p>
     <w:p>
@@ -266,7 +266,7 @@
           <w:color w:val="2B2B2B"/>
           <w:sz w:val="22"/>
         </w:rPr>
-        <w:t>LabEx Docker Playground · alterna si no carga: Killercoda</w:t>
+        <w:t>Killercoda · alterna si no carga: LabEx Docker Playground</w:t>
       </w:r>
     </w:p>
     <w:p>
@@ -357,7 +357,7 @@
           <w:color w:val="2B2B2B"/>
           <w:sz w:val="22"/>
         </w:rPr>
-        <w:t>Paso 4: abra LabEx Docker Playground en labex.io con su cuenta de Google o Microsoft (o Killercoda si no carga), ejecute docker build -t cloudlite-api:v1 . y docker run -d -p 8080:8080 cloudlite-api:v1, compruebe con curl que la ruta de salud devuelve 200 y llene la bitacora de 5 filas comando / que esperaba / que salio / evidencia, verificando que la captura muestre a la vez el prompt del lab, la salida del docker ps y la hora del sistema.</w:t>
+        <w:t>Paso 4: abra Killercoda en killercoda.com con su cuenta gratuita y lance un escenario Ubuntu (si no carga, LabEx Docker Playground como alterna; ojo: LabEx solo da 3 sesiones al dia en el plan gratuito), ejecute docker build -t cloudlite-api:v1 . y docker run -d -p 8080:8080 cloudlite-api:v1, compruebe con curl que la ruta de salud devuelve 200 y llene la bitacora de 5 filas comando / que esperaba / que salio / evidencia, verificando que la captura muestre a la vez el prompt del lab, la salida del docker ps y la hora del sistema.</w:t>
       </w:r>
     </w:p>
     <w:p>
@@ -462,6 +462,21 @@
           <w:color w:val="2B2B2B"/>
           <w:sz w:val="22"/>
         </w:rPr>
+        <w:t>☐ ¿El Dockerfile está en tu carpeta del PI y no solo dentro del lab?</w:t>
+      </w:r>
+    </w:p>
+    <w:p>
+      <w:pPr>
+        <w:pStyle w:val="ListBullet"/>
+        <w:spacing w:after="40"/>
+      </w:pPr>
+      <w:r>
+        <w:rPr>
+          <w:rFonts w:ascii="Calibri" w:hAnsi="Calibri" w:eastAsia="Calibri"/>
+          <w:b w:val="0"/>
+          <w:color w:val="2B2B2B"/>
+          <w:sz w:val="22"/>
+        </w:rPr>
         <w:t>☐ ¿El puerto expuesto coincide con el que documentan?</w:t>
       </w:r>
     </w:p>
@@ -552,7 +567,7 @@
           <w:color w:val="2B2B2B"/>
           <w:sz w:val="22"/>
         </w:rPr>
-        <w:t>El estudiante deja el contexto de build verificado en la consola de ExamLab, el Dockerfile de 7 instrucciones documentado y la evidencia del contenedor corriendo en LabEx Docker Playground con su ruta de salud respondiendo 200.</w:t>
+        <w:t>El estudiante deja el contexto de build verificado en la consola de ExamLab, el Dockerfile de 7 instrucciones documentado y la evidencia del contenedor corriendo en Killercoda con su ruta de salud respondiendo 200.</w:t>
       </w:r>
     </w:p>
     <w:p>
@@ -692,7 +707,7 @@
           <w:color w:val="2B2B2B"/>
           <w:sz w:val="22"/>
         </w:rPr>
-        <w:t xml:space="preserve"> Bitacora del laboratorio en LabEx Docker Playground.</w:t>
+        <w:t xml:space="preserve"> Bitacora del laboratorio en Killercoda.</w:t>
       </w:r>
     </w:p>
     <w:p>

--- a/Arquitectura de Sistemas Computacionales/Clases/Clase 3 - Virtualizacion y contenedores/Taller Clase 3 — Contenedor stub CloudLite.docx
+++ b/Arquitectura de Sistemas Computacionales/Clases/Clase 3 - Virtualizacion y contenedores/Taller Clase 3 — Contenedor stub CloudLite.docx
@@ -312,7 +312,7 @@
           <w:color w:val="2B2B2B"/>
           <w:sz w:val="22"/>
         </w:rPr>
-        <w:t>Paso 1: decidan cual de los contenedores de CloudLite se contenerizara hoy (la API stub o el front estatico) y escriban en la seccion Contenedores del informe el nombre exacto del servicio, el puerto que expondra y la ruta de salud que responderan (por ejemplo api-citas, puerto 8080, ruta /health), verificando que ese nombre sea el mismo que usaran en el C4 de la Clase 4 y en el despliegue de la Clase 7.</w:t>
+        <w:t>Paso 1: elija en la pregunta 8 cual servicio de su C4 Context va a contenedorizar y justifiquelo en 2 o 3 frases; escriba a continuacion el Dockerfile completo con la imagen base ligera y con etiqueta fija, el COPY de dependencias antes del COPY del codigo, el EXPOSE y el CMD, verificando que no copie el .env ni ninguna clave.</w:t>
       </w:r>
     </w:p>
     <w:p>
@@ -327,7 +327,7 @@
           <w:color w:val="2B2B2B"/>
           <w:sz w:val="22"/>
         </w:rPr>
-        <w:t>Paso 2: en la consola Linux de ExamLab arme el contexto de build con 5 archivos (app/main.py, requirements.txt con 2 dependencias fijadas por version, Dockerfile, .dockerignore con 4 entradas) y verifique con ls -la que los 5 existen y con un grep de PASSWORD, SECRET, TOKEN y api_key que la salida sea vacia, confirmando que no hay ningun secreto en el contexto.</w:t>
+        <w:t>Paso 2: explique en la pregunta 9, sobre su propio Dockerfile, la diferencia entre imagen y contenedor, que instrucciones de SU archivo crean capa, por que el orden aprovecha el cache y en que se diferencia su contenedor de una maquina virtual; verifique que no escribio que un contenedor es una VM ligera.</w:t>
       </w:r>
     </w:p>
     <w:p>
@@ -342,7 +342,7 @@
           <w:color w:val="2B2B2B"/>
           <w:sz w:val="22"/>
         </w:rPr>
-        <w:t>Paso 3: escriba el Dockerfile con exactamente 7 instrucciones (FROM con tag fijo y variante slim, WORKDIR, COPY de requirements, RUN pip install --no-cache-dir, COPY del codigo, EXPOSE del puerto declarado en el paso 1, CMD) y verifique que el puerto de EXPOSE, el del CMD y el documentado en el informe sean el mismo numero; el Dockerfile se pega completo en la pregunta 2 de ExamLab.</w:t>
+        <w:t>Paso 3: describa en la pregunta 10 el ciclo completo con los comandos exactos de build y de run, explicando que lado del mapeo de puertos es el anfitrion y que lado el contenedor, y cierre con el contrato del endpoint de salud (ruta, codigo de estado y cuerpo); verifique que el puerto sea el mismo que puso en el EXPOSE.</w:t>
       </w:r>
     </w:p>
     <w:p>
@@ -357,22 +357,7 @@
           <w:color w:val="2B2B2B"/>
           <w:sz w:val="22"/>
         </w:rPr>
-        <w:t>Paso 4: abra Killercoda en killercoda.com con su cuenta gratuita y lance un escenario Ubuntu (si no carga, LabEx Docker Playground como alterna; ojo: LabEx solo da 3 sesiones al dia en el plan gratuito), ejecute docker build -t cloudlite-api:v1 . y docker run -d -p 8080:8080 cloudlite-api:v1, compruebe con curl que la ruta de salud devuelve 200 y llene la bitacora de 5 filas comando / que esperaba / que salio / evidencia, verificando que la captura muestre a la vez el prompt del lab, la salida del docker ps y la hora del sistema.</w:t>
-      </w:r>
-    </w:p>
-    <w:p>
-      <w:pPr>
-        <w:pStyle w:val="ListBullet"/>
-        <w:spacing w:after="40"/>
-      </w:pPr>
-      <w:r>
-        <w:rPr>
-          <w:rFonts w:ascii="Calibri" w:hAnsi="Calibri" w:eastAsia="Calibri"/>
-          <w:b w:val="0"/>
-          <w:color w:val="2B2B2B"/>
-          <w:sz w:val="22"/>
-        </w:rPr>
-        <w:t>Paso 5: complete el diagrama Mermaid del ciclo Dockerfile a contenedor, adjunte la captura del lab con su nota de caducidad y suba las 5 preguntas del taller a ExamLab (modulo Talleres) antes del domingo 23:59, verificando que la seccion Contenedores del informe cite el mismo tag de imagen cloudlite-api:v1 que aparece en la captura.</w:t>
+        <w:t>Paso 4: ejecute de verdad el ciclo en Killercoda y reporte en la pregunta 11 la tabla de 5 filas con la salida real pegada textualmente, la descripcion de la captura con prompt, docker ps y hora del sistema, y una fila de incidente; recuerde que la sesion caduca a 1 hora, asi que capture la evidencia ANTES de cerrarla.</w:t>
       </w:r>
     </w:p>
     <w:p>
@@ -567,7 +552,7 @@
           <w:color w:val="2B2B2B"/>
           <w:sz w:val="22"/>
         </w:rPr>
-        <w:t>El estudiante deja el contexto de build verificado en la consola de ExamLab, el Dockerfile de 7 instrucciones documentado y la evidencia del contenedor corriendo en Killercoda con su ruta de salud respondiendo 200.</w:t>
+        <w:t>Las preguntas 8 a 11 de la actividad del Corte 1. El estudiante elige el servicio a contenedorizar, escribe su Dockerfile, explica capas y cache sobre su propio archivo, documenta el ciclo con el contrato de salud y entrega la bitacora con la evidencia real del contenedor corriendo.</w:t>
       </w:r>
     </w:p>
     <w:p>
@@ -582,7 +567,7 @@
           <w:color w:val="2B2B2B"/>
           <w:sz w:val="22"/>
         </w:rPr>
-        <w:t>El taller se resuelve y se entrega en ExamLab (https://uniaj.examlab.workers.dev/), en el modulo Talleres. Son 5 preguntas y suman 100 puntos. Lo que sigue es lo que vas a encontrar en cada una, para que sepas de antemano en que forma se responde:</w:t>
+        <w:t>El taller se resuelve y se entrega en ExamLab (https://uniaj.examlab.workers.dev/), en el modulo Talleres. Son 4 preguntas y suman 25 puntos. Lo que sigue es lo que vas a encontrar en cada una, para que sepas de antemano en que forma se responde:</w:t>
       </w:r>
     </w:p>
     <w:p>
@@ -593,7 +578,7 @@
           <w:color w:val="2B2B2B"/>
           <w:sz w:val="22"/>
         </w:rPr>
-        <w:t>Pregunta 1 - Seleccion multiple (10 pts):</w:t>
+        <w:t>Pregunta 8 - Respuesta escrita (10.0 pts):</w:t>
       </w:r>
       <w:r>
         <w:rPr>
@@ -602,42 +587,7 @@
           <w:color w:val="2B2B2B"/>
           <w:sz w:val="22"/>
         </w:rPr>
-        <w:t xml:space="preserve"> Maquina virtual o contenedor.</w:t>
-      </w:r>
-    </w:p>
-    <w:p>
-      <w:pPr>
-        <w:pStyle w:val="ListBullet"/>
-        <w:spacing w:after="40"/>
-      </w:pPr>
-      <w:r>
-        <w:rPr>
-          <w:rFonts w:ascii="Calibri" w:hAnsi="Calibri" w:eastAsia="Calibri"/>
-          <w:b w:val="0"/>
-          <w:color w:val="2B2B2B"/>
-          <w:sz w:val="22"/>
-        </w:rPr>
-        <w:t>Varias opciones y mas de una correcta; marque todas las que apliquen.</w:t>
-      </w:r>
-    </w:p>
-    <w:p>
-      <w:r>
-        <w:rPr>
-          <w:rFonts w:ascii="Calibri" w:hAnsi="Calibri" w:eastAsia="Calibri"/>
-          <w:b/>
-          <w:color w:val="2B2B2B"/>
-          <w:sz w:val="22"/>
-        </w:rPr>
-        <w:t>Pregunta 2 - Respuesta escrita (30 pts):</w:t>
-      </w:r>
-      <w:r>
-        <w:rPr>
-          <w:rFonts w:ascii="Calibri" w:hAnsi="Calibri" w:eastAsia="Calibri"/>
-          <w:b w:val="0"/>
-          <w:color w:val="2B2B2B"/>
-          <w:sz w:val="22"/>
-        </w:rPr>
-        <w:t xml:space="preserve"> Dockerfile del stub de CloudLite.</w:t>
+        <w:t xml:space="preserve"> El servicio a contenedorizar y su Dockerfile.</w:t>
       </w:r>
     </w:p>
     <w:p>
@@ -663,7 +613,7 @@
           <w:color w:val="2B2B2B"/>
           <w:sz w:val="22"/>
         </w:rPr>
-        <w:t>Pregunta 3 - Consola Linux (22 pts):</w:t>
+        <w:t>Pregunta 9 - Respuesta escrita (4.0 pts):</w:t>
       </w:r>
       <w:r>
         <w:rPr>
@@ -672,42 +622,7 @@
           <w:color w:val="2B2B2B"/>
           <w:sz w:val="22"/>
         </w:rPr>
-        <w:t xml:space="preserve"> Consola Linux: arme y valide el contexto de build.</w:t>
-      </w:r>
-    </w:p>
-    <w:p>
-      <w:pPr>
-        <w:pStyle w:val="ListBullet"/>
-        <w:spacing w:after="40"/>
-      </w:pPr>
-      <w:r>
-        <w:rPr>
-          <w:rFonts w:ascii="Calibri" w:hAnsi="Calibri" w:eastAsia="Calibri"/>
-          <w:b w:val="0"/>
-          <w:color w:val="2B2B2B"/>
-          <w:sz w:val="22"/>
-        </w:rPr>
-        <w:t>Terminal Linux real en el navegador. Nota: esa maquina no tiene red ni Docker.</w:t>
-      </w:r>
-    </w:p>
-    <w:p>
-      <w:r>
-        <w:rPr>
-          <w:rFonts w:ascii="Calibri" w:hAnsi="Calibri" w:eastAsia="Calibri"/>
-          <w:b/>
-          <w:color w:val="2B2B2B"/>
-          <w:sz w:val="22"/>
-        </w:rPr>
-        <w:t>Pregunta 4 - Respuesta escrita (20 pts):</w:t>
-      </w:r>
-      <w:r>
-        <w:rPr>
-          <w:rFonts w:ascii="Calibri" w:hAnsi="Calibri" w:eastAsia="Calibri"/>
-          <w:b w:val="0"/>
-          <w:color w:val="2B2B2B"/>
-          <w:sz w:val="22"/>
-        </w:rPr>
-        <w:t xml:space="preserve"> Bitacora del laboratorio en Killercoda.</w:t>
+        <w:t xml:space="preserve"> Imagen, contenedor y capas, sobre su propio Dockerfile.</w:t>
       </w:r>
     </w:p>
     <w:p>
@@ -733,7 +648,7 @@
           <w:color w:val="2B2B2B"/>
           <w:sz w:val="22"/>
         </w:rPr>
-        <w:t>Pregunta 5 - Diagrama (Mermaid) (18 pts):</w:t>
+        <w:t>Pregunta 10 - Respuesta escrita (5.0 pts):</w:t>
       </w:r>
       <w:r>
         <w:rPr>
@@ -742,7 +657,7 @@
           <w:color w:val="2B2B2B"/>
           <w:sz w:val="22"/>
         </w:rPr>
-        <w:t xml:space="preserve"> Del Dockerfile al contenedor en ejecucion.</w:t>
+        <w:t xml:space="preserve"> Construir, ejecutar y verificar el contenedor.</w:t>
       </w:r>
     </w:p>
     <w:p>
@@ -757,37 +672,7 @@
           <w:color w:val="2B2B2B"/>
           <w:sz w:val="22"/>
         </w:rPr>
-        <w:t>El diagrama se escribe como texto en sintaxis Mermaid y la plataforma lo dibuja al instante: no se sube una imagen. Puedes disenarlo primero a mano en Excalidraw o draw.io y pedirle a una IA que lo traduzca a Mermaid (ver «Del boceto al codigo Mermaid» mas abajo).</w:t>
-      </w:r>
-    </w:p>
-    <w:p>
-      <w:pPr>
-        <w:spacing w:after="120" w:before="0"/>
-        <w:jc w:val="left"/>
-      </w:pPr>
-      <w:r>
-        <w:rPr>
-          <w:rFonts w:ascii="Calibri" w:hAnsi="Calibri" w:eastAsia="Calibri"/>
-          <w:b/>
-          <w:color w:val="095292"/>
-          <w:sz w:val="22"/>
-        </w:rPr>
-        <w:t>Del boceto al codigo Mermaid</w:t>
-      </w:r>
-    </w:p>
-    <w:p>
-      <w:pPr>
-        <w:spacing w:after="120" w:before="0"/>
-        <w:jc w:val="left"/>
-      </w:pPr>
-      <w:r>
-        <w:rPr>
-          <w:rFonts w:ascii="Calibri" w:hAnsi="Calibri" w:eastAsia="Calibri"/>
-          <w:b w:val="0"/>
-          <w:color w:val="2B2B2B"/>
-          <w:sz w:val="22"/>
-        </w:rPr>
-        <w:t>La pregunta de diagrama NO recibe imagenes: se responde con codigo Mermaid (`flowchart`) que la plataforma dibuja al instante. No tienes que escribirlo de memoria; el camino corto es este:</w:t>
+        <w:t>Un cuadro de texto. Se escribe directamente en la plataforma; no se sube archivo.</w:t>
       </w:r>
     </w:p>
     <w:p>
@@ -798,7 +683,7 @@
           <w:color w:val="2B2B2B"/>
           <w:sz w:val="22"/>
         </w:rPr>
-        <w:t>1. Disena visual:</w:t>
+        <w:t>Pregunta 11 - Respuesta escrita (6.0 pts):</w:t>
       </w:r>
       <w:r>
         <w:rPr>
@@ -807,73 +692,13 @@
           <w:color w:val="2B2B2B"/>
           <w:sz w:val="22"/>
         </w:rPr>
-        <w:t xml:space="preserve"> Dibuja el diagrama como quieras en Excalidraw o draw.io: es mas rapido arrastrar cajas que escribir codigo, y ahi es donde piensas el modelo.</w:t>
-      </w:r>
-    </w:p>
-    <w:p>
-      <w:r>
-        <w:rPr>
-          <w:rFonts w:ascii="Calibri" w:hAnsi="Calibri" w:eastAsia="Calibri"/>
-          <w:b/>
-          <w:color w:val="2B2B2B"/>
-          <w:sz w:val="22"/>
-        </w:rPr>
-        <w:t>2. Traduce con IA:</w:t>
-      </w:r>
-      <w:r>
-        <w:rPr>
-          <w:rFonts w:ascii="Calibri" w:hAnsi="Calibri" w:eastAsia="Calibri"/>
-          <w:b w:val="0"/>
-          <w:color w:val="2B2B2B"/>
-          <w:sz w:val="22"/>
-        </w:rPr>
-        <w:t xml:space="preserve"> Copia o describe tu boceto a una IA y pidele el codigo Mermaid: «convierte este diagrama a Mermaid usando `flowchart`». Revisa el resultado: la IA acierta la sintaxis, no tu modelo.</w:t>
-      </w:r>
-    </w:p>
-    <w:p>
-      <w:r>
-        <w:rPr>
-          <w:rFonts w:ascii="Calibri" w:hAnsi="Calibri" w:eastAsia="Calibri"/>
-          <w:b/>
-          <w:color w:val="2B2B2B"/>
-          <w:sz w:val="22"/>
-        </w:rPr>
-        <w:t>3. Pega y renderiza en ExamLab:</w:t>
-      </w:r>
-      <w:r>
-        <w:rPr>
-          <w:rFonts w:ascii="Calibri" w:hAnsi="Calibri" w:eastAsia="Calibri"/>
-          <w:b w:val="0"/>
-          <w:color w:val="2B2B2B"/>
-          <w:sz w:val="22"/>
-        </w:rPr>
-        <w:t xml:space="preserve"> Pega ese codigo en la caja de texto de la pregunta y mira como lo dibuja la plataforma. Si no renderiza, corrige ahi mismo: lo que se califica es el diagrama renderizado dentro de ExamLab.</w:t>
-      </w:r>
-    </w:p>
-    <w:p>
-      <w:r>
-        <w:rPr>
-          <w:rFonts w:ascii="Calibri" w:hAnsi="Calibri" w:eastAsia="Calibri"/>
-          <w:b/>
-          <w:color w:val="2B2B2B"/>
-          <w:sz w:val="22"/>
-        </w:rPr>
-        <w:t>4. Guarda el PNG para tu PI:</w:t>
-      </w:r>
-      <w:r>
-        <w:rPr>
-          <w:rFonts w:ascii="Calibri" w:hAnsi="Calibri" w:eastAsia="Calibri"/>
-          <w:b w:val="0"/>
-          <w:color w:val="2B2B2B"/>
-          <w:sz w:val="22"/>
-        </w:rPr>
-        <w:t xml:space="preserve"> Exporta tambien la imagen a la carpeta de tu Proyecto Integrador. Esa copia es para tu informe; no reemplaza la respuesta en la plataforma.</w:t>
+        <w:t xml:space="preserve"> Bitacora del laboratorio: la evidencia de que corrio.</w:t>
       </w:r>
     </w:p>
     <w:p>
       <w:pPr>
-        <w:spacing w:after="120" w:before="0"/>
-        <w:jc w:val="left"/>
+        <w:pStyle w:val="ListBullet"/>
+        <w:spacing w:after="40"/>
       </w:pPr>
       <w:r>
         <w:rPr>
@@ -882,7 +707,7 @@
           <w:color w:val="2B2B2B"/>
           <w:sz w:val="22"/>
         </w:rPr>
-        <w:t>Si la IA te devuelve algo que no renderiza, no lo pegues tal cual: corrigelo en ExamLab hasta ver el dibujo. Un diagrama que no renderiza no se puede calificar.</w:t>
+        <w:t>Un cuadro de texto. Se escribe directamente en la plataforma; no se sube archivo.</w:t>
       </w:r>
     </w:p>
     <w:p>

--- a/Arquitectura de Sistemas Computacionales/Clases/Clase 3 - Virtualizacion y contenedores/Taller Clase 3 — Contenedor stub CloudLite.docx
+++ b/Arquitectura de Sistemas Computacionales/Clases/Clase 3 - Virtualizacion y contenedores/Taller Clase 3 — Contenedor stub CloudLite.docx
@@ -537,7 +537,7 @@
           <w:color w:val="095292"/>
           <w:sz w:val="24"/>
         </w:rPr>
-        <w:t>10. Que vas a resolver en ExamLab</w:t>
+        <w:t>10. Qué vas a resolver en ExamLab</w:t>
       </w:r>
     </w:p>
     <w:p>

--- a/Arquitectura de Sistemas Computacionales/Clases/Clase 3 - Virtualizacion y contenedores/Taller Clase 3 — Contenedor stub CloudLite.docx
+++ b/Arquitectura de Sistemas Computacionales/Clases/Clase 3 - Virtualizacion y contenedores/Taller Clase 3 — Contenedor stub CloudLite.docx
@@ -176,7 +176,7 @@
           <w:color w:val="2B2B2B"/>
           <w:sz w:val="22"/>
         </w:rPr>
-        <w:t>Dockerfile (+ compose opcional) + captura/enlace lab navegador</w:t>
+        <w:t>Dockerfile del stub + bitácora de 5 comandos con la salida real + captura del lab</w:t>
       </w:r>
     </w:p>
     <w:p>
@@ -372,7 +372,916 @@
           <w:color w:val="095292"/>
           <w:sz w:val="24"/>
         </w:rPr>
-        <w:t>7. Criterio de éxito</w:t>
+        <w:t>7. Plantilla del entregable (copia esto y llénalo)</w:t>
+      </w:r>
+    </w:p>
+    <w:p>
+      <w:pPr>
+        <w:spacing w:after="120" w:before="0"/>
+        <w:jc w:val="left"/>
+      </w:pPr>
+      <w:r>
+        <w:rPr>
+          <w:rFonts w:ascii="Calibri" w:hAnsi="Calibri" w:eastAsia="Calibri"/>
+          <w:b w:val="0"/>
+          <w:color w:val="2B2B2B"/>
+          <w:sz w:val="20"/>
+        </w:rPr>
+        <w:t>Esta es exactamente la estructura que se califica. Copia el bloque tal cual en tu documento, llénalo, y pega cada parte en la pregunta de ExamLab que corresponda. Los nombres no se cambian.</w:t>
+      </w:r>
+    </w:p>
+    <w:p>
+      <w:pPr>
+        <w:spacing w:after="0" w:before="0"/>
+        <w:jc w:val="left"/>
+        <w:shd w:val="clear" w:fill="F2F2F3"/>
+      </w:pPr>
+      <w:r>
+        <w:rPr>
+          <w:rFonts w:ascii="Consolas" w:hAnsi="Consolas" w:eastAsia="Consolas"/>
+          <w:b w:val="0"/>
+          <w:color w:val="2B2B2B"/>
+          <w:sz w:val="18"/>
+        </w:rPr>
+        <w:t>A) CONTRATO DEL ENDPOINT DE SALUD   (pregunta 10)</w:t>
+      </w:r>
+    </w:p>
+    <w:p>
+      <w:pPr>
+        <w:spacing w:after="0" w:before="0"/>
+        <w:jc w:val="left"/>
+        <w:shd w:val="clear" w:fill="F2F2F3"/>
+      </w:pPr>
+      <w:r>
+        <w:rPr>
+          <w:rFonts w:ascii="Consolas" w:hAnsi="Consolas" w:eastAsia="Consolas"/>
+          <w:b w:val="0"/>
+          <w:color w:val="2B2B2B"/>
+          <w:sz w:val="18"/>
+        </w:rPr>
+        <w:t xml:space="preserve">   Los tres datos se califican por separado: si falta uno, se descuenta.</w:t>
+      </w:r>
+    </w:p>
+    <w:p>
+      <w:pPr>
+        <w:spacing w:after="0" w:before="0"/>
+        <w:jc w:val="left"/>
+        <w:shd w:val="clear" w:fill="F2F2F3"/>
+      </w:pPr>
+      <w:r>
+        <w:rPr>
+          <w:rFonts w:ascii="Consolas" w:hAnsi="Consolas" w:eastAsia="Consolas"/>
+          <w:b w:val="0"/>
+          <w:color w:val="2B2B2B"/>
+          <w:sz w:val="18"/>
+        </w:rPr>
+        <w:t xml:space="preserve"> </w:t>
+      </w:r>
+    </w:p>
+    <w:p>
+      <w:pPr>
+        <w:spacing w:after="0" w:before="0"/>
+        <w:jc w:val="left"/>
+        <w:shd w:val="clear" w:fill="F2F2F3"/>
+      </w:pPr>
+      <w:r>
+        <w:rPr>
+          <w:rFonts w:ascii="Consolas" w:hAnsi="Consolas" w:eastAsia="Consolas"/>
+          <w:b w:val="0"/>
+          <w:color w:val="2B2B2B"/>
+          <w:sz w:val="18"/>
+        </w:rPr>
+        <w:t xml:space="preserve">   Ruta                 : GET /______________</w:t>
+      </w:r>
+    </w:p>
+    <w:p>
+      <w:pPr>
+        <w:spacing w:after="0" w:before="0"/>
+        <w:jc w:val="left"/>
+        <w:shd w:val="clear" w:fill="F2F2F3"/>
+      </w:pPr>
+      <w:r>
+        <w:rPr>
+          <w:rFonts w:ascii="Consolas" w:hAnsi="Consolas" w:eastAsia="Consolas"/>
+          <w:b w:val="0"/>
+          <w:color w:val="2B2B2B"/>
+          <w:sz w:val="18"/>
+        </w:rPr>
+        <w:t xml:space="preserve">   Codigo de estado     : ______  cuando ____________________________________</w:t>
+      </w:r>
+    </w:p>
+    <w:p>
+      <w:pPr>
+        <w:spacing w:after="0" w:before="0"/>
+        <w:jc w:val="left"/>
+        <w:shd w:val="clear" w:fill="F2F2F3"/>
+      </w:pPr>
+      <w:r>
+        <w:rPr>
+          <w:rFonts w:ascii="Consolas" w:hAnsi="Consolas" w:eastAsia="Consolas"/>
+          <w:b w:val="0"/>
+          <w:color w:val="2B2B2B"/>
+          <w:sz w:val="18"/>
+        </w:rPr>
+        <w:t xml:space="preserve">                          ______  cuando ____________________________________</w:t>
+      </w:r>
+    </w:p>
+    <w:p>
+      <w:pPr>
+        <w:spacing w:after="0" w:before="0"/>
+        <w:jc w:val="left"/>
+        <w:shd w:val="clear" w:fill="F2F2F3"/>
+      </w:pPr>
+      <w:r>
+        <w:rPr>
+          <w:rFonts w:ascii="Consolas" w:hAnsi="Consolas" w:eastAsia="Consolas"/>
+          <w:b w:val="0"/>
+          <w:color w:val="2B2B2B"/>
+          <w:sz w:val="18"/>
+        </w:rPr>
+        <w:t xml:space="preserve">   Cuerpo y su formato  : ______________  (di el formato: JSON, texto plano...)</w:t>
+      </w:r>
+    </w:p>
+    <w:p>
+      <w:pPr>
+        <w:spacing w:after="0" w:before="0"/>
+        <w:jc w:val="left"/>
+        <w:shd w:val="clear" w:fill="F2F2F3"/>
+      </w:pPr>
+      <w:r>
+        <w:rPr>
+          <w:rFonts w:ascii="Consolas" w:hAnsi="Consolas" w:eastAsia="Consolas"/>
+          <w:b w:val="0"/>
+          <w:color w:val="2B2B2B"/>
+          <w:sz w:val="18"/>
+        </w:rPr>
+        <w:t xml:space="preserve"> </w:t>
+      </w:r>
+    </w:p>
+    <w:p>
+      <w:pPr>
+        <w:spacing w:after="0" w:before="0"/>
+        <w:jc w:val="left"/>
+        <w:shd w:val="clear" w:fill="F2F2F3"/>
+      </w:pPr>
+      <w:r>
+        <w:rPr>
+          <w:rFonts w:ascii="Consolas" w:hAnsi="Consolas" w:eastAsia="Consolas"/>
+          <w:b w:val="0"/>
+          <w:color w:val="2B2B2B"/>
+          <w:sz w:val="18"/>
+        </w:rPr>
+        <w:t xml:space="preserve">      [ pega aqui el cuerpo exacto que devuelve tu endpoint ]</w:t>
+      </w:r>
+    </w:p>
+    <w:p>
+      <w:pPr>
+        <w:spacing w:after="0" w:before="0"/>
+        <w:jc w:val="left"/>
+        <w:shd w:val="clear" w:fill="F2F2F3"/>
+      </w:pPr>
+      <w:r>
+        <w:rPr>
+          <w:rFonts w:ascii="Consolas" w:hAnsi="Consolas" w:eastAsia="Consolas"/>
+          <w:b w:val="0"/>
+          <w:color w:val="2B2B2B"/>
+          <w:sz w:val="18"/>
+        </w:rPr>
+        <w:t xml:space="preserve"> </w:t>
+      </w:r>
+    </w:p>
+    <w:p>
+      <w:pPr>
+        <w:spacing w:after="0" w:before="0"/>
+        <w:jc w:val="left"/>
+        <w:shd w:val="clear" w:fill="F2F2F3"/>
+      </w:pPr>
+      <w:r>
+        <w:rPr>
+          <w:rFonts w:ascii="Consolas" w:hAnsi="Consolas" w:eastAsia="Consolas"/>
+          <w:b w:val="0"/>
+          <w:color w:val="2B2B2B"/>
+          <w:sz w:val="18"/>
+        </w:rPr>
+        <w:t xml:space="preserve">   Un 200 con el cuerpo vacio no distingue «vivo» de «vivo pero roto»: el cuerpo</w:t>
+      </w:r>
+    </w:p>
+    <w:p>
+      <w:pPr>
+        <w:spacing w:after="0" w:before="0"/>
+        <w:jc w:val="left"/>
+        <w:shd w:val="clear" w:fill="F2F2F3"/>
+      </w:pPr>
+      <w:r>
+        <w:rPr>
+          <w:rFonts w:ascii="Consolas" w:hAnsi="Consolas" w:eastAsia="Consolas"/>
+          <w:b w:val="0"/>
+          <w:color w:val="2B2B2B"/>
+          <w:sz w:val="18"/>
+        </w:rPr>
+        <w:t xml:space="preserve">   lleva al menos un campo que se pueda verificar.</w:t>
+      </w:r>
+    </w:p>
+    <w:p>
+      <w:pPr>
+        <w:spacing w:after="0" w:before="0"/>
+        <w:jc w:val="left"/>
+        <w:shd w:val="clear" w:fill="F2F2F3"/>
+      </w:pPr>
+      <w:r>
+        <w:rPr>
+          <w:rFonts w:ascii="Consolas" w:hAnsi="Consolas" w:eastAsia="Consolas"/>
+          <w:b w:val="0"/>
+          <w:color w:val="2B2B2B"/>
+          <w:sz w:val="18"/>
+        </w:rPr>
+        <w:t xml:space="preserve"> </w:t>
+      </w:r>
+    </w:p>
+    <w:p>
+      <w:pPr>
+        <w:spacing w:after="0" w:before="0"/>
+        <w:jc w:val="left"/>
+        <w:shd w:val="clear" w:fill="F2F2F3"/>
+      </w:pPr>
+      <w:r>
+        <w:rPr>
+          <w:rFonts w:ascii="Consolas" w:hAnsi="Consolas" w:eastAsia="Consolas"/>
+          <w:b w:val="0"/>
+          <w:color w:val="2B2B2B"/>
+          <w:sz w:val="18"/>
+        </w:rPr>
+        <w:t>B) BITACORA DEL LABORATORIO   (pregunta 11)</w:t>
+      </w:r>
+    </w:p>
+    <w:p>
+      <w:pPr>
+        <w:spacing w:after="0" w:before="0"/>
+        <w:jc w:val="left"/>
+        <w:shd w:val="clear" w:fill="F2F2F3"/>
+      </w:pPr>
+      <w:r>
+        <w:rPr>
+          <w:rFonts w:ascii="Consolas" w:hAnsi="Consolas" w:eastAsia="Consolas"/>
+          <w:b w:val="0"/>
+          <w:color w:val="2B2B2B"/>
+          <w:sz w:val="18"/>
+        </w:rPr>
+        <w:t xml:space="preserve">   Cinco filas, en ESTE orden, una por comando. En la tercera columna va el</w:t>
+      </w:r>
+    </w:p>
+    <w:p>
+      <w:pPr>
+        <w:spacing w:after="0" w:before="0"/>
+        <w:jc w:val="left"/>
+        <w:shd w:val="clear" w:fill="F2F2F3"/>
+      </w:pPr>
+      <w:r>
+        <w:rPr>
+          <w:rFonts w:ascii="Consolas" w:hAnsi="Consolas" w:eastAsia="Consolas"/>
+          <w:b w:val="0"/>
+          <w:color w:val="2B2B2B"/>
+          <w:sz w:val="18"/>
+        </w:rPr>
+        <w:t xml:space="preserve">   FRAGMENTO TEXTUAL de la salida real (numero de capas, identificador corto,</w:t>
+      </w:r>
+    </w:p>
+    <w:p>
+      <w:pPr>
+        <w:spacing w:after="0" w:before="0"/>
+        <w:jc w:val="left"/>
+        <w:shd w:val="clear" w:fill="F2F2F3"/>
+      </w:pPr>
+      <w:r>
+        <w:rPr>
+          <w:rFonts w:ascii="Consolas" w:hAnsi="Consolas" w:eastAsia="Consolas"/>
+          <w:b w:val="0"/>
+          <w:color w:val="2B2B2B"/>
+          <w:sz w:val="18"/>
+        </w:rPr>
+        <w:t xml:space="preserve">   el 200): pegado, no parafraseado. «Salio bien» no suma nada en esa fila.</w:t>
+      </w:r>
+    </w:p>
+    <w:p>
+      <w:pPr>
+        <w:spacing w:after="0" w:before="0"/>
+        <w:jc w:val="left"/>
+        <w:shd w:val="clear" w:fill="F2F2F3"/>
+      </w:pPr>
+      <w:r>
+        <w:rPr>
+          <w:rFonts w:ascii="Consolas" w:hAnsi="Consolas" w:eastAsia="Consolas"/>
+          <w:b w:val="0"/>
+          <w:color w:val="2B2B2B"/>
+          <w:sz w:val="18"/>
+        </w:rPr>
+        <w:t xml:space="preserve"> </w:t>
+      </w:r>
+    </w:p>
+    <w:p>
+      <w:pPr>
+        <w:spacing w:after="0" w:before="0"/>
+        <w:jc w:val="left"/>
+        <w:shd w:val="clear" w:fill="F2F2F3"/>
+      </w:pPr>
+      <w:r>
+        <w:rPr>
+          <w:rFonts w:ascii="Consolas" w:hAnsi="Consolas" w:eastAsia="Consolas"/>
+          <w:b w:val="0"/>
+          <w:color w:val="2B2B2B"/>
+          <w:sz w:val="18"/>
+        </w:rPr>
+        <w:t xml:space="preserve">   | Comando                          | Que esperaba          | Que salio realmente |</w:t>
+      </w:r>
+    </w:p>
+    <w:p>
+      <w:pPr>
+        <w:spacing w:after="0" w:before="0"/>
+        <w:jc w:val="left"/>
+        <w:shd w:val="clear" w:fill="F2F2F3"/>
+      </w:pPr>
+      <w:r>
+        <w:rPr>
+          <w:rFonts w:ascii="Consolas" w:hAnsi="Consolas" w:eastAsia="Consolas"/>
+          <w:b w:val="0"/>
+          <w:color w:val="2B2B2B"/>
+          <w:sz w:val="18"/>
+        </w:rPr>
+        <w:t xml:space="preserve">   |----------------------------------|-----------------------|---------------------|</w:t>
+      </w:r>
+    </w:p>
+    <w:p>
+      <w:pPr>
+        <w:spacing w:after="0" w:before="0"/>
+        <w:jc w:val="left"/>
+        <w:shd w:val="clear" w:fill="F2F2F3"/>
+      </w:pPr>
+      <w:r>
+        <w:rPr>
+          <w:rFonts w:ascii="Consolas" w:hAnsi="Consolas" w:eastAsia="Consolas"/>
+          <w:b w:val="0"/>
+          <w:color w:val="2B2B2B"/>
+          <w:sz w:val="18"/>
+        </w:rPr>
+        <w:t xml:space="preserve">   | 1. docker build -t ______:___ .  |                       |                     |</w:t>
+      </w:r>
+    </w:p>
+    <w:p>
+      <w:pPr>
+        <w:spacing w:after="0" w:before="0"/>
+        <w:jc w:val="left"/>
+        <w:shd w:val="clear" w:fill="F2F2F3"/>
+      </w:pPr>
+      <w:r>
+        <w:rPr>
+          <w:rFonts w:ascii="Consolas" w:hAnsi="Consolas" w:eastAsia="Consolas"/>
+          <w:b w:val="0"/>
+          <w:color w:val="2B2B2B"/>
+          <w:sz w:val="18"/>
+        </w:rPr>
+        <w:t xml:space="preserve">   | 2. docker images | grep ________ |                       |                     |</w:t>
+      </w:r>
+    </w:p>
+    <w:p>
+      <w:pPr>
+        <w:spacing w:after="0" w:before="0"/>
+        <w:jc w:val="left"/>
+        <w:shd w:val="clear" w:fill="F2F2F3"/>
+      </w:pPr>
+      <w:r>
+        <w:rPr>
+          <w:rFonts w:ascii="Consolas" w:hAnsi="Consolas" w:eastAsia="Consolas"/>
+          <w:b w:val="0"/>
+          <w:color w:val="2B2B2B"/>
+          <w:sz w:val="18"/>
+        </w:rPr>
+        <w:t xml:space="preserve">   | 3. docker run -d -p ___:___ ...  |                       |                     |</w:t>
+      </w:r>
+    </w:p>
+    <w:p>
+      <w:pPr>
+        <w:spacing w:after="0" w:before="0"/>
+        <w:jc w:val="left"/>
+        <w:shd w:val="clear" w:fill="F2F2F3"/>
+      </w:pPr>
+      <w:r>
+        <w:rPr>
+          <w:rFonts w:ascii="Consolas" w:hAnsi="Consolas" w:eastAsia="Consolas"/>
+          <w:b w:val="0"/>
+          <w:color w:val="2B2B2B"/>
+          <w:sz w:val="18"/>
+        </w:rPr>
+        <w:t xml:space="preserve">   | 4. docker ps                     |                       |                     |</w:t>
+      </w:r>
+    </w:p>
+    <w:p>
+      <w:pPr>
+        <w:spacing w:after="0" w:before="0"/>
+        <w:jc w:val="left"/>
+        <w:shd w:val="clear" w:fill="F2F2F3"/>
+      </w:pPr>
+      <w:r>
+        <w:rPr>
+          <w:rFonts w:ascii="Consolas" w:hAnsi="Consolas" w:eastAsia="Consolas"/>
+          <w:b w:val="0"/>
+          <w:color w:val="2B2B2B"/>
+          <w:sz w:val="18"/>
+        </w:rPr>
+        <w:t xml:space="preserve">   | 5. curl -i http://localhost:___/ |                       |                     |</w:t>
+      </w:r>
+    </w:p>
+    <w:p>
+      <w:pPr>
+        <w:spacing w:after="0" w:before="0"/>
+        <w:jc w:val="left"/>
+        <w:shd w:val="clear" w:fill="F2F2F3"/>
+      </w:pPr>
+      <w:r>
+        <w:rPr>
+          <w:rFonts w:ascii="Consolas" w:hAnsi="Consolas" w:eastAsia="Consolas"/>
+          <w:b w:val="0"/>
+          <w:color w:val="2B2B2B"/>
+          <w:sz w:val="18"/>
+        </w:rPr>
+        <w:t xml:space="preserve"> </w:t>
+      </w:r>
+    </w:p>
+    <w:p>
+      <w:pPr>
+        <w:spacing w:after="0" w:before="0"/>
+        <w:jc w:val="left"/>
+        <w:shd w:val="clear" w:fill="F2F2F3"/>
+      </w:pPr>
+      <w:r>
+        <w:rPr>
+          <w:rFonts w:ascii="Consolas" w:hAnsi="Consolas" w:eastAsia="Consolas"/>
+          <w:b w:val="0"/>
+          <w:color w:val="2B2B2B"/>
+          <w:sz w:val="18"/>
+        </w:rPr>
+        <w:t>C) DESCRIPCION DE LA CAPTURA   (pregunta 11 · vale 0.5 pts cada elemento)</w:t>
+      </w:r>
+    </w:p>
+    <w:p>
+      <w:pPr>
+        <w:spacing w:after="0" w:before="0"/>
+        <w:jc w:val="left"/>
+        <w:shd w:val="clear" w:fill="F2F2F3"/>
+      </w:pPr>
+      <w:r>
+        <w:rPr>
+          <w:rFonts w:ascii="Consolas" w:hAnsi="Consolas" w:eastAsia="Consolas"/>
+          <w:b w:val="0"/>
+          <w:color w:val="2B2B2B"/>
+          <w:sz w:val="18"/>
+        </w:rPr>
+        <w:t xml:space="preserve">   Los tres se tienen que ver EN LA MISMA imagen, sin recortar:</w:t>
+      </w:r>
+    </w:p>
+    <w:p>
+      <w:pPr>
+        <w:spacing w:after="0" w:before="0"/>
+        <w:jc w:val="left"/>
+        <w:shd w:val="clear" w:fill="F2F2F3"/>
+      </w:pPr>
+      <w:r>
+        <w:rPr>
+          <w:rFonts w:ascii="Consolas" w:hAnsi="Consolas" w:eastAsia="Consolas"/>
+          <w:b w:val="0"/>
+          <w:color w:val="2B2B2B"/>
+          <w:sz w:val="18"/>
+        </w:rPr>
+        <w:t xml:space="preserve"> </w:t>
+      </w:r>
+    </w:p>
+    <w:p>
+      <w:pPr>
+        <w:spacing w:after="0" w:before="0"/>
+        <w:jc w:val="left"/>
+        <w:shd w:val="clear" w:fill="F2F2F3"/>
+      </w:pPr>
+      <w:r>
+        <w:rPr>
+          <w:rFonts w:ascii="Consolas" w:hAnsi="Consolas" w:eastAsia="Consolas"/>
+          <w:b w:val="0"/>
+          <w:color w:val="2B2B2B"/>
+          <w:sz w:val="18"/>
+        </w:rPr>
+        <w:t xml:space="preserve">   [ ] Prompt del laboratorio         : ______________________________________</w:t>
+      </w:r>
+    </w:p>
+    <w:p>
+      <w:pPr>
+        <w:spacing w:after="0" w:before="0"/>
+        <w:jc w:val="left"/>
+        <w:shd w:val="clear" w:fill="F2F2F3"/>
+      </w:pPr>
+      <w:r>
+        <w:rPr>
+          <w:rFonts w:ascii="Consolas" w:hAnsi="Consolas" w:eastAsia="Consolas"/>
+          <w:b w:val="0"/>
+          <w:color w:val="2B2B2B"/>
+          <w:sz w:val="18"/>
+        </w:rPr>
+        <w:t xml:space="preserve">   [ ] Salida de docker ps            : ______________________________________</w:t>
+      </w:r>
+    </w:p>
+    <w:p>
+      <w:pPr>
+        <w:spacing w:after="0" w:before="0"/>
+        <w:jc w:val="left"/>
+        <w:shd w:val="clear" w:fill="F2F2F3"/>
+      </w:pPr>
+      <w:r>
+        <w:rPr>
+          <w:rFonts w:ascii="Consolas" w:hAnsi="Consolas" w:eastAsia="Consolas"/>
+          <w:b w:val="0"/>
+          <w:color w:val="2B2B2B"/>
+          <w:sz w:val="18"/>
+        </w:rPr>
+        <w:t xml:space="preserve">   [ ] Hora del sistema               : ______________________________________</w:t>
+      </w:r>
+    </w:p>
+    <w:p>
+      <w:pPr>
+        <w:spacing w:after="0" w:before="0"/>
+        <w:jc w:val="left"/>
+        <w:shd w:val="clear" w:fill="F2F2F3"/>
+      </w:pPr>
+      <w:r>
+        <w:rPr>
+          <w:rFonts w:ascii="Consolas" w:hAnsi="Consolas" w:eastAsia="Consolas"/>
+          <w:b w:val="0"/>
+          <w:color w:val="2B2B2B"/>
+          <w:sz w:val="18"/>
+        </w:rPr>
+        <w:t xml:space="preserve">   Truco: ejecuta «date» en la linea inmediatamente anterior al «docker ps».</w:t>
+      </w:r>
+    </w:p>
+    <w:p>
+      <w:pPr>
+        <w:spacing w:after="0" w:before="0"/>
+        <w:jc w:val="left"/>
+        <w:shd w:val="clear" w:fill="F2F2F3"/>
+      </w:pPr>
+      <w:r>
+        <w:rPr>
+          <w:rFonts w:ascii="Consolas" w:hAnsi="Consolas" w:eastAsia="Consolas"/>
+          <w:b w:val="0"/>
+          <w:color w:val="2B2B2B"/>
+          <w:sz w:val="18"/>
+        </w:rPr>
+        <w:t xml:space="preserve"> </w:t>
+      </w:r>
+    </w:p>
+    <w:p>
+      <w:pPr>
+        <w:spacing w:after="0" w:before="0"/>
+        <w:jc w:val="left"/>
+        <w:shd w:val="clear" w:fill="F2F2F3"/>
+      </w:pPr>
+      <w:r>
+        <w:rPr>
+          <w:rFonts w:ascii="Consolas" w:hAnsi="Consolas" w:eastAsia="Consolas"/>
+          <w:b w:val="0"/>
+          <w:color w:val="2B2B2B"/>
+          <w:sz w:val="18"/>
+        </w:rPr>
+        <w:t>D) FILA DE INCIDENTE   (pregunta 11)</w:t>
+      </w:r>
+    </w:p>
+    <w:p>
+      <w:pPr>
+        <w:spacing w:after="0" w:before="0"/>
+        <w:jc w:val="left"/>
+        <w:shd w:val="clear" w:fill="F2F2F3"/>
+      </w:pPr>
+      <w:r>
+        <w:rPr>
+          <w:rFonts w:ascii="Consolas" w:hAnsi="Consolas" w:eastAsia="Consolas"/>
+          <w:b w:val="0"/>
+          <w:color w:val="2B2B2B"/>
+          <w:sz w:val="18"/>
+        </w:rPr>
+        <w:t xml:space="preserve">   No se acepta en blanco. Si nada fallo, va el que estuvo a punto de fallar.</w:t>
+      </w:r>
+    </w:p>
+    <w:p>
+      <w:pPr>
+        <w:spacing w:after="0" w:before="0"/>
+        <w:jc w:val="left"/>
+        <w:shd w:val="clear" w:fill="F2F2F3"/>
+      </w:pPr>
+      <w:r>
+        <w:rPr>
+          <w:rFonts w:ascii="Consolas" w:hAnsi="Consolas" w:eastAsia="Consolas"/>
+          <w:b w:val="0"/>
+          <w:color w:val="2B2B2B"/>
+          <w:sz w:val="18"/>
+        </w:rPr>
+        <w:t xml:space="preserve"> </w:t>
+      </w:r>
+    </w:p>
+    <w:p>
+      <w:pPr>
+        <w:spacing w:after="0" w:before="0"/>
+        <w:jc w:val="left"/>
+        <w:shd w:val="clear" w:fill="F2F2F3"/>
+      </w:pPr>
+      <w:r>
+        <w:rPr>
+          <w:rFonts w:ascii="Consolas" w:hAnsi="Consolas" w:eastAsia="Consolas"/>
+          <w:b w:val="0"/>
+          <w:color w:val="2B2B2B"/>
+          <w:sz w:val="18"/>
+        </w:rPr>
+        <w:t xml:space="preserve">   Comando que fallo   : ______________________________________________________</w:t>
+      </w:r>
+    </w:p>
+    <w:p>
+      <w:pPr>
+        <w:spacing w:after="0" w:before="0"/>
+        <w:jc w:val="left"/>
+        <w:shd w:val="clear" w:fill="F2F2F3"/>
+      </w:pPr>
+      <w:r>
+        <w:rPr>
+          <w:rFonts w:ascii="Consolas" w:hAnsi="Consolas" w:eastAsia="Consolas"/>
+          <w:b w:val="0"/>
+          <w:color w:val="2B2B2B"/>
+          <w:sz w:val="18"/>
+        </w:rPr>
+        <w:t xml:space="preserve">   Mensaje textual     : ______________________________________________________</w:t>
+      </w:r>
+    </w:p>
+    <w:p>
+      <w:pPr>
+        <w:spacing w:after="0" w:before="0"/>
+        <w:jc w:val="left"/>
+        <w:shd w:val="clear" w:fill="F2F2F3"/>
+      </w:pPr>
+      <w:r>
+        <w:rPr>
+          <w:rFonts w:ascii="Consolas" w:hAnsi="Consolas" w:eastAsia="Consolas"/>
+          <w:b w:val="0"/>
+          <w:color w:val="2B2B2B"/>
+          <w:sz w:val="18"/>
+        </w:rPr>
+        <w:t xml:space="preserve">   Causa               : ______________________________________________________</w:t>
+      </w:r>
+    </w:p>
+    <w:p>
+      <w:pPr>
+        <w:spacing w:after="0" w:before="0"/>
+        <w:jc w:val="left"/>
+        <w:shd w:val="clear" w:fill="F2F2F3"/>
+      </w:pPr>
+      <w:r>
+        <w:rPr>
+          <w:rFonts w:ascii="Consolas" w:hAnsi="Consolas" w:eastAsia="Consolas"/>
+          <w:b w:val="0"/>
+          <w:color w:val="2B2B2B"/>
+          <w:sz w:val="18"/>
+        </w:rPr>
+        <w:t xml:space="preserve">   Como lo resolvi     : ______________________________________________________</w:t>
+      </w:r>
+    </w:p>
+    <w:p>
+      <w:pPr>
+        <w:spacing w:after="0" w:before="0"/>
+        <w:jc w:val="left"/>
+        <w:shd w:val="clear" w:fill="F2F2F3"/>
+      </w:pPr>
+      <w:r>
+        <w:rPr>
+          <w:rFonts w:ascii="Consolas" w:hAnsi="Consolas" w:eastAsia="Consolas"/>
+          <w:b w:val="0"/>
+          <w:color w:val="2B2B2B"/>
+          <w:sz w:val="18"/>
+        </w:rPr>
+        <w:t xml:space="preserve"> </w:t>
+      </w:r>
+    </w:p>
+    <w:p>
+      <w:pPr>
+        <w:spacing w:after="0" w:before="0"/>
+        <w:jc w:val="left"/>
+        <w:shd w:val="clear" w:fill="F2F2F3"/>
+      </w:pPr>
+      <w:r>
+        <w:rPr>
+          <w:rFonts w:ascii="Consolas" w:hAnsi="Consolas" w:eastAsia="Consolas"/>
+          <w:b w:val="0"/>
+          <w:color w:val="2B2B2B"/>
+          <w:sz w:val="18"/>
+        </w:rPr>
+        <w:t>E) VERIFICACION DE COHERENCIA   (1 pt de la pregunta 11, y se pierde solo)</w:t>
+      </w:r>
+    </w:p>
+    <w:p>
+      <w:pPr>
+        <w:spacing w:after="0" w:before="0"/>
+        <w:jc w:val="left"/>
+        <w:shd w:val="clear" w:fill="F2F2F3"/>
+      </w:pPr>
+      <w:r>
+        <w:rPr>
+          <w:rFonts w:ascii="Consolas" w:hAnsi="Consolas" w:eastAsia="Consolas"/>
+          <w:b w:val="0"/>
+          <w:color w:val="2B2B2B"/>
+          <w:sz w:val="18"/>
+        </w:rPr>
+        <w:t xml:space="preserve">   Los tres numeros y nombres tienen que ser LOS MISMOS en las tres preguntas.</w:t>
+      </w:r>
+    </w:p>
+    <w:p>
+      <w:pPr>
+        <w:spacing w:after="0" w:before="0"/>
+        <w:jc w:val="left"/>
+        <w:shd w:val="clear" w:fill="F2F2F3"/>
+      </w:pPr>
+      <w:r>
+        <w:rPr>
+          <w:rFonts w:ascii="Consolas" w:hAnsi="Consolas" w:eastAsia="Consolas"/>
+          <w:b w:val="0"/>
+          <w:color w:val="2B2B2B"/>
+          <w:sz w:val="18"/>
+        </w:rPr>
+        <w:t xml:space="preserve">   Escribelos una vez aqui y copialos, no los vuelvas a teclear:</w:t>
+      </w:r>
+    </w:p>
+    <w:p>
+      <w:pPr>
+        <w:spacing w:after="0" w:before="0"/>
+        <w:jc w:val="left"/>
+        <w:shd w:val="clear" w:fill="F2F2F3"/>
+      </w:pPr>
+      <w:r>
+        <w:rPr>
+          <w:rFonts w:ascii="Consolas" w:hAnsi="Consolas" w:eastAsia="Consolas"/>
+          <w:b w:val="0"/>
+          <w:color w:val="2B2B2B"/>
+          <w:sz w:val="18"/>
+        </w:rPr>
+        <w:t xml:space="preserve"> </w:t>
+      </w:r>
+    </w:p>
+    <w:p>
+      <w:pPr>
+        <w:spacing w:after="0" w:before="0"/>
+        <w:jc w:val="left"/>
+        <w:shd w:val="clear" w:fill="F2F2F3"/>
+      </w:pPr>
+      <w:r>
+        <w:rPr>
+          <w:rFonts w:ascii="Consolas" w:hAnsi="Consolas" w:eastAsia="Consolas"/>
+          <w:b w:val="0"/>
+          <w:color w:val="2B2B2B"/>
+          <w:sz w:val="18"/>
+        </w:rPr>
+        <w:t xml:space="preserve">   Nombre de la imagen : ________________   Etiqueta : ____________</w:t>
+      </w:r>
+    </w:p>
+    <w:p>
+      <w:pPr>
+        <w:spacing w:after="0" w:before="0"/>
+        <w:jc w:val="left"/>
+        <w:shd w:val="clear" w:fill="F2F2F3"/>
+      </w:pPr>
+      <w:r>
+        <w:rPr>
+          <w:rFonts w:ascii="Consolas" w:hAnsi="Consolas" w:eastAsia="Consolas"/>
+          <w:b w:val="0"/>
+          <w:color w:val="2B2B2B"/>
+          <w:sz w:val="18"/>
+        </w:rPr>
+        <w:t xml:space="preserve">   Puerto del contenedor (EXPOSE = lado derecho del -p) : ____________</w:t>
+      </w:r>
+    </w:p>
+    <w:p>
+      <w:pPr>
+        <w:spacing w:after="0" w:before="0"/>
+        <w:jc w:val="left"/>
+        <w:shd w:val="clear" w:fill="F2F2F3"/>
+      </w:pPr>
+      <w:r>
+        <w:rPr>
+          <w:rFonts w:ascii="Consolas" w:hAnsi="Consolas" w:eastAsia="Consolas"/>
+          <w:b w:val="0"/>
+          <w:color w:val="2B2B2B"/>
+          <w:sz w:val="18"/>
+        </w:rPr>
+        <w:t xml:space="preserve">   Puerto del anfitrion (lado izquierdo del -p)         : ____________</w:t>
+      </w:r>
+    </w:p>
+    <w:p>
+      <w:pPr>
+        <w:spacing w:after="0" w:before="0"/>
+        <w:jc w:val="left"/>
+        <w:shd w:val="clear" w:fill="F2F2F3"/>
+      </w:pPr>
+      <w:r>
+        <w:rPr>
+          <w:rFonts w:ascii="Consolas" w:hAnsi="Consolas" w:eastAsia="Consolas"/>
+          <w:b w:val="0"/>
+          <w:color w:val="2B2B2B"/>
+          <w:sz w:val="18"/>
+        </w:rPr>
+        <w:t xml:space="preserve"> </w:t>
+      </w:r>
+    </w:p>
+    <w:p>
+      <w:pPr>
+        <w:spacing w:after="0" w:before="0"/>
+        <w:jc w:val="left"/>
+        <w:shd w:val="clear" w:fill="F2F2F3"/>
+      </w:pPr>
+      <w:r>
+        <w:rPr>
+          <w:rFonts w:ascii="Consolas" w:hAnsi="Consolas" w:eastAsia="Consolas"/>
+          <w:b w:val="0"/>
+          <w:color w:val="2B2B2B"/>
+          <w:sz w:val="18"/>
+        </w:rPr>
+        <w:t xml:space="preserve">   [ ] El puerto del contenedor es el mismo en el EXPOSE (p8), en el run (p10)</w:t>
+      </w:r>
+    </w:p>
+    <w:p>
+      <w:pPr>
+        <w:spacing w:after="0" w:before="0"/>
+        <w:jc w:val="left"/>
+        <w:shd w:val="clear" w:fill="F2F2F3"/>
+      </w:pPr>
+      <w:r>
+        <w:rPr>
+          <w:rFonts w:ascii="Consolas" w:hAnsi="Consolas" w:eastAsia="Consolas"/>
+          <w:b w:val="0"/>
+          <w:color w:val="2B2B2B"/>
+          <w:sz w:val="18"/>
+        </w:rPr>
+        <w:t xml:space="preserve">       y en la bitacora (p11).</w:t>
+      </w:r>
+    </w:p>
+    <w:p>
+      <w:pPr>
+        <w:spacing w:after="0" w:before="0"/>
+        <w:jc w:val="left"/>
+        <w:shd w:val="clear" w:fill="F2F2F3"/>
+      </w:pPr>
+      <w:r>
+        <w:rPr>
+          <w:rFonts w:ascii="Consolas" w:hAnsi="Consolas" w:eastAsia="Consolas"/>
+          <w:b w:val="0"/>
+          <w:color w:val="2B2B2B"/>
+          <w:sz w:val="18"/>
+        </w:rPr>
+        <w:t xml:space="preserve">   [ ] El nombre y la etiqueta de la imagen son los mismos en el build, en el run</w:t>
+      </w:r>
+    </w:p>
+    <w:p>
+      <w:pPr>
+        <w:spacing w:after="0" w:before="0"/>
+        <w:jc w:val="left"/>
+        <w:shd w:val="clear" w:fill="F2F2F3"/>
+      </w:pPr>
+      <w:r>
+        <w:rPr>
+          <w:rFonts w:ascii="Consolas" w:hAnsi="Consolas" w:eastAsia="Consolas"/>
+          <w:b w:val="0"/>
+          <w:color w:val="2B2B2B"/>
+          <w:sz w:val="18"/>
+        </w:rPr>
+        <w:t xml:space="preserve">       y en la fila 2 de la bitacora.</w:t>
+      </w:r>
+    </w:p>
+    <w:p>
+      <w:pPr>
+        <w:spacing w:after="0" w:before="0"/>
+        <w:jc w:val="left"/>
+      </w:pPr>
+      <w:r>
+        <w:rPr>
+          <w:rFonts w:ascii="Calibri" w:hAnsi="Calibri" w:eastAsia="Calibri"/>
+          <w:b w:val="0"/>
+          <w:color w:val="2B2B2B"/>
+          <w:sz w:val="12"/>
+        </w:rPr>
+        <w:t xml:space="preserve"> </w:t>
+      </w:r>
+    </w:p>
+    <w:p>
+      <w:pPr>
+        <w:spacing w:after="120" w:before="240"/>
+        <w:jc w:val="left"/>
+      </w:pPr>
+      <w:r>
+        <w:rPr>
+          <w:rFonts w:ascii="Calibri" w:hAnsi="Calibri" w:eastAsia="Calibri"/>
+          <w:b/>
+          <w:color w:val="095292"/>
+          <w:sz w:val="24"/>
+        </w:rPr>
+        <w:t>8. Criterio de éxito</w:t>
       </w:r>
     </w:p>
     <w:p>
@@ -432,7 +1341,7 @@
           <w:color w:val="095292"/>
           <w:sz w:val="24"/>
         </w:rPr>
-        <w:t>8. Pistas (checklist vacío — sin solución)</w:t>
+        <w:t>9. Pistas (checklist vacío — sin solución)</w:t>
       </w:r>
     </w:p>
     <w:p>
@@ -462,7 +1371,223 @@
           <w:color w:val="2B2B2B"/>
           <w:sz w:val="22"/>
         </w:rPr>
-        <w:t>☐ ¿El puerto expuesto coincide con el que documentan?</w:t>
+        <w:t xml:space="preserve">☐ ¿Están las </w:t>
+      </w:r>
+      <w:r>
+        <w:rPr>
+          <w:rFonts w:ascii="Calibri" w:hAnsi="Calibri" w:eastAsia="Calibri"/>
+          <w:b/>
+          <w:color w:val="2B2B2B"/>
+          <w:sz w:val="22"/>
+        </w:rPr>
+        <w:t>siete</w:t>
+      </w:r>
+      <w:r>
+        <w:rPr>
+          <w:rFonts w:ascii="Calibri" w:hAnsi="Calibri" w:eastAsia="Calibri"/>
+          <w:b w:val="0"/>
+          <w:color w:val="2B2B2B"/>
+          <w:sz w:val="22"/>
+        </w:rPr>
+        <w:t xml:space="preserve"> instrucciones, y el «COPY» de dependencias antes del «COPY» del código? (p8)</w:t>
+      </w:r>
+    </w:p>
+    <w:p>
+      <w:pPr>
+        <w:pStyle w:val="ListBullet"/>
+        <w:spacing w:after="40"/>
+      </w:pPr>
+      <w:r>
+        <w:rPr>
+          <w:rFonts w:ascii="Calibri" w:hAnsi="Calibri" w:eastAsia="Calibri"/>
+          <w:b w:val="0"/>
+          <w:color w:val="2B2B2B"/>
+          <w:sz w:val="22"/>
+        </w:rPr>
+        <w:t xml:space="preserve">☐ ¿La imagen base tiene </w:t>
+      </w:r>
+      <w:r>
+        <w:rPr>
+          <w:rFonts w:ascii="Calibri" w:hAnsi="Calibri" w:eastAsia="Calibri"/>
+          <w:b/>
+          <w:color w:val="2B2B2B"/>
+          <w:sz w:val="22"/>
+        </w:rPr>
+        <w:t>etiqueta fija</w:t>
+      </w:r>
+      <w:r>
+        <w:rPr>
+          <w:rFonts w:ascii="Calibri" w:hAnsi="Calibri" w:eastAsia="Calibri"/>
+          <w:b w:val="0"/>
+          <w:color w:val="2B2B2B"/>
+          <w:sz w:val="22"/>
+        </w:rPr>
+        <w:t xml:space="preserve"> —no «latest»— y hay un «.dockerignore» al lado del «COPY . .»? (p8)</w:t>
+      </w:r>
+    </w:p>
+    <w:p>
+      <w:pPr>
+        <w:pStyle w:val="ListBullet"/>
+        <w:spacing w:after="40"/>
+      </w:pPr>
+      <w:r>
+        <w:rPr>
+          <w:rFonts w:ascii="Calibri" w:hAnsi="Calibri" w:eastAsia="Calibri"/>
+          <w:b w:val="0"/>
+          <w:color w:val="2B2B2B"/>
+          <w:sz w:val="22"/>
+        </w:rPr>
+        <w:t>☐ ¿Secretos fuera de la imagen?</w:t>
+      </w:r>
+    </w:p>
+    <w:p>
+      <w:pPr>
+        <w:pStyle w:val="ListBullet"/>
+        <w:spacing w:after="40"/>
+      </w:pPr>
+      <w:r>
+        <w:rPr>
+          <w:rFonts w:ascii="Calibri" w:hAnsi="Calibri" w:eastAsia="Calibri"/>
+          <w:b w:val="0"/>
+          <w:color w:val="2B2B2B"/>
+          <w:sz w:val="22"/>
+        </w:rPr>
+        <w:t xml:space="preserve">☐ ¿Nombraste </w:t>
+      </w:r>
+      <w:r>
+        <w:rPr>
+          <w:rFonts w:ascii="Calibri" w:hAnsi="Calibri" w:eastAsia="Calibri"/>
+          <w:b/>
+          <w:color w:val="2B2B2B"/>
+          <w:sz w:val="22"/>
+        </w:rPr>
+        <w:t>dos</w:t>
+      </w:r>
+      <w:r>
+        <w:rPr>
+          <w:rFonts w:ascii="Calibri" w:hAnsi="Calibri" w:eastAsia="Calibri"/>
+          <w:b w:val="0"/>
+          <w:color w:val="2B2B2B"/>
+          <w:sz w:val="22"/>
+        </w:rPr>
+        <w:t xml:space="preserve"> instrucciones de TU archivo que crean capa, y la diferencia con la VM en términos de </w:t>
+      </w:r>
+      <w:r>
+        <w:rPr>
+          <w:rFonts w:ascii="Calibri" w:hAnsi="Calibri" w:eastAsia="Calibri"/>
+          <w:b/>
+          <w:color w:val="2B2B2B"/>
+          <w:sz w:val="22"/>
+        </w:rPr>
+        <w:t>kernel compartido</w:t>
+      </w:r>
+      <w:r>
+        <w:rPr>
+          <w:rFonts w:ascii="Calibri" w:hAnsi="Calibri" w:eastAsia="Calibri"/>
+          <w:b w:val="0"/>
+          <w:color w:val="2B2B2B"/>
+          <w:sz w:val="22"/>
+        </w:rPr>
+        <w:t>? (p9)</w:t>
+      </w:r>
+    </w:p>
+    <w:p>
+      <w:pPr>
+        <w:pStyle w:val="ListBullet"/>
+        <w:spacing w:after="40"/>
+      </w:pPr>
+      <w:r>
+        <w:rPr>
+          <w:rFonts w:ascii="Calibri" w:hAnsi="Calibri" w:eastAsia="Calibri"/>
+          <w:b w:val="0"/>
+          <w:color w:val="2B2B2B"/>
+          <w:sz w:val="22"/>
+        </w:rPr>
+        <w:t xml:space="preserve">☐ ¿El «build» lleva nombre </w:t>
+      </w:r>
+      <w:r>
+        <w:rPr>
+          <w:rFonts w:ascii="Calibri" w:hAnsi="Calibri" w:eastAsia="Calibri"/>
+          <w:b/>
+          <w:color w:val="2B2B2B"/>
+          <w:sz w:val="22"/>
+        </w:rPr>
+        <w:t>y</w:t>
+      </w:r>
+      <w:r>
+        <w:rPr>
+          <w:rFonts w:ascii="Calibri" w:hAnsi="Calibri" w:eastAsia="Calibri"/>
+          <w:b w:val="0"/>
+          <w:color w:val="2B2B2B"/>
+          <w:sz w:val="22"/>
+        </w:rPr>
+        <w:t xml:space="preserve"> etiqueta, y dijiste qué lado del «-p» es el anfitrión y qué pasa si se invierten? (p10)</w:t>
+      </w:r>
+    </w:p>
+    <w:p>
+      <w:pPr>
+        <w:pStyle w:val="ListBullet"/>
+        <w:spacing w:after="40"/>
+      </w:pPr>
+      <w:r>
+        <w:rPr>
+          <w:rFonts w:ascii="Calibri" w:hAnsi="Calibri" w:eastAsia="Calibri"/>
+          <w:b w:val="0"/>
+          <w:color w:val="2B2B2B"/>
+          <w:sz w:val="22"/>
+        </w:rPr>
+        <w:t xml:space="preserve">☐ ¿El contrato de salud tiene los </w:t>
+      </w:r>
+      <w:r>
+        <w:rPr>
+          <w:rFonts w:ascii="Calibri" w:hAnsi="Calibri" w:eastAsia="Calibri"/>
+          <w:b/>
+          <w:color w:val="2B2B2B"/>
+          <w:sz w:val="22"/>
+        </w:rPr>
+        <w:t>tres</w:t>
+      </w:r>
+      <w:r>
+        <w:rPr>
+          <w:rFonts w:ascii="Calibri" w:hAnsi="Calibri" w:eastAsia="Calibri"/>
+          <w:b w:val="0"/>
+          <w:color w:val="2B2B2B"/>
+          <w:sz w:val="22"/>
+        </w:rPr>
+        <w:t xml:space="preserve"> datos: ruta, código de estado y cuerpo con su formato? (p10)</w:t>
+      </w:r>
+    </w:p>
+    <w:p>
+      <w:pPr>
+        <w:pStyle w:val="ListBullet"/>
+        <w:spacing w:after="40"/>
+      </w:pPr>
+      <w:r>
+        <w:rPr>
+          <w:rFonts w:ascii="Calibri" w:hAnsi="Calibri" w:eastAsia="Calibri"/>
+          <w:b w:val="0"/>
+          <w:color w:val="2B2B2B"/>
+          <w:sz w:val="22"/>
+        </w:rPr>
+        <w:t xml:space="preserve">☐ ¿La bitácora trae las </w:t>
+      </w:r>
+      <w:r>
+        <w:rPr>
+          <w:rFonts w:ascii="Calibri" w:hAnsi="Calibri" w:eastAsia="Calibri"/>
+          <w:b/>
+          <w:color w:val="2B2B2B"/>
+          <w:sz w:val="22"/>
+        </w:rPr>
+        <w:t>5 filas en orden</w:t>
+      </w:r>
+      <w:r>
+        <w:rPr>
+          <w:rFonts w:ascii="Calibri" w:hAnsi="Calibri" w:eastAsia="Calibri"/>
+          <w:b w:val="0"/>
+          <w:color w:val="2B2B2B"/>
+          <w:sz w:val="22"/>
+        </w:rPr>
+        <w:t xml:space="preserve"> con la salida pegada textualmente, y una fila de incidente? (p11)</w:t>
       </w:r>
     </w:p>
     <w:p>
@@ -492,7 +1617,22 @@
           <w:color w:val="2B2B2B"/>
           <w:sz w:val="22"/>
         </w:rPr>
-        <w:t>☐ ¿Secretos fuera de la imagen?</w:t>
+        <w:t>☐ ¿La captura muestra los tres elementos en la MISMA imagen: prompt, «docker ps» y hora del sistema? (p11)</w:t>
+      </w:r>
+    </w:p>
+    <w:p>
+      <w:pPr>
+        <w:pStyle w:val="ListBullet"/>
+        <w:spacing w:after="40"/>
+      </w:pPr>
+      <w:r>
+        <w:rPr>
+          <w:rFonts w:ascii="Calibri" w:hAnsi="Calibri" w:eastAsia="Calibri"/>
+          <w:b w:val="0"/>
+          <w:color w:val="2B2B2B"/>
+          <w:sz w:val="22"/>
+        </w:rPr>
+        <w:t>☐ ¿El nombre de imagen, la etiqueta y el puerto son los mismos en la p8, la p10 y la p11?</w:t>
       </w:r>
     </w:p>
     <w:p>
@@ -507,7 +1647,7 @@
           <w:color w:val="095292"/>
           <w:sz w:val="24"/>
         </w:rPr>
-        <w:t>9. Entrega</w:t>
+        <w:t>10. Entrega</w:t>
       </w:r>
     </w:p>
     <w:p>
@@ -522,7 +1662,7 @@
           <w:color w:val="2B2B2B"/>
           <w:sz w:val="22"/>
         </w:rPr>
-        <w:t>Entrega en ExamLab (https://uniaj.examlab.workers.dev/ · módulo Talleres) · domingo 23:59 (regla del Acuerdo). Modalidad de trabajo: individual por defecto; el docente puede autorizar equipos de 2 o 3 y en ese caso el artefacto puede ser compartido, pero el envío en ExamLab es siempre individual (responde con tus propias palabras).</w:t>
+        <w:t>Entrega en ExamLab (https://uniaj.examlab.workers.dev/ · módulo Talleres). Las preguntas de hoy son parte de UNA sola actividad, compartida con las Clases 1, 2 y 4: se guarda el avance de hoy y la actividad se entrega completa el domingo 23:59 de la semana de la Clase 4. No hay entrega este domingo. Modalidad de trabajo: individual por defecto; el docente puede autorizar equipos de 2 o 3 y en ese caso el artefacto puede ser compartido, pero el envío en ExamLab es siempre individual (responde con tus propias palabras).</w:t>
       </w:r>
     </w:p>
     <w:p>
@@ -537,7 +1677,7 @@
           <w:color w:val="095292"/>
           <w:sz w:val="24"/>
         </w:rPr>
-        <w:t>10. Qué vas a resolver en ExamLab</w:t>
+        <w:t>11. Qué vas a resolver en ExamLab</w:t>
       </w:r>
     </w:p>
     <w:p>
